--- a/arbeidskrav/oblig4/oblig4_omidkarimi.docx
+++ b/arbeidskrav/oblig4/oblig4_omidkarimi.docx
@@ -16,6 +16,9 @@
         <w:t xml:space="preserve"> </w:t>
       </w:r>
       <w:r>
+        <w:rPr>
+          <w:noProof/>
+        </w:rPr>
         <w:drawing>
           <wp:inline distT="0" distB="0" distL="0" distR="0" wp14:anchorId="6E5F484F" wp14:editId="5865F635">
             <wp:extent cx="4442604" cy="8418701"/>
@@ -55,6 +58,9 @@
     </w:p>
     <w:p>
       <w:r>
+        <w:rPr>
+          <w:noProof/>
+        </w:rPr>
         <w:lastRenderedPageBreak/>
         <w:drawing>
           <wp:inline distT="0" distB="0" distL="0" distR="0" wp14:anchorId="283B87B7" wp14:editId="781E9556">
@@ -93,6 +99,9 @@
         </w:drawing>
       </w:r>
       <w:r>
+        <w:rPr>
+          <w:noProof/>
+        </w:rPr>
         <w:lastRenderedPageBreak/>
         <w:drawing>
           <wp:inline distT="0" distB="0" distL="0" distR="0" wp14:anchorId="482E3BFB" wp14:editId="26135D3C">
@@ -131,6 +140,9 @@
         </w:drawing>
       </w:r>
       <w:r>
+        <w:rPr>
+          <w:noProof/>
+        </w:rPr>
         <w:lastRenderedPageBreak/>
         <w:drawing>
           <wp:inline distT="0" distB="0" distL="0" distR="0" wp14:anchorId="495447AB" wp14:editId="5EBDC889">
@@ -169,6 +181,9 @@
         </w:drawing>
       </w:r>
       <w:r>
+        <w:rPr>
+          <w:noProof/>
+        </w:rPr>
         <w:lastRenderedPageBreak/>
         <w:drawing>
           <wp:inline distT="0" distB="0" distL="0" distR="0" wp14:anchorId="5E4EB3F6" wp14:editId="51993FD2">
@@ -207,6 +222,9 @@
         </w:drawing>
       </w:r>
       <w:r>
+        <w:rPr>
+          <w:noProof/>
+        </w:rPr>
         <w:lastRenderedPageBreak/>
         <w:drawing>
           <wp:inline distT="0" distB="0" distL="0" distR="0" wp14:anchorId="43B8DDE0" wp14:editId="17190775">
@@ -245,6 +263,9 @@
         </w:drawing>
       </w:r>
       <w:r>
+        <w:rPr>
+          <w:noProof/>
+        </w:rPr>
         <w:lastRenderedPageBreak/>
         <w:drawing>
           <wp:inline distT="0" distB="0" distL="0" distR="0" wp14:anchorId="5EAF83C3" wp14:editId="0E5EC914">
@@ -283,6 +304,9 @@
         </w:drawing>
       </w:r>
       <w:r>
+        <w:rPr>
+          <w:noProof/>
+        </w:rPr>
         <w:lastRenderedPageBreak/>
         <w:drawing>
           <wp:inline distT="0" distB="0" distL="0" distR="0" wp14:anchorId="2A5CBDD7" wp14:editId="42EBA883">
@@ -321,6 +345,9 @@
         </w:drawing>
       </w:r>
       <w:r>
+        <w:rPr>
+          <w:noProof/>
+        </w:rPr>
         <w:lastRenderedPageBreak/>
         <w:drawing>
           <wp:inline distT="0" distB="0" distL="0" distR="0" wp14:anchorId="40ABFA5D" wp14:editId="1BF06FA1">
@@ -359,6 +386,9 @@
         </w:drawing>
       </w:r>
       <w:r>
+        <w:rPr>
+          <w:noProof/>
+        </w:rPr>
         <w:lastRenderedPageBreak/>
         <w:drawing>
           <wp:inline distT="0" distB="0" distL="0" distR="0" wp14:anchorId="39965DCA" wp14:editId="3B2C0423">
@@ -397,6 +427,9 @@
         </w:drawing>
       </w:r>
       <w:r>
+        <w:rPr>
+          <w:noProof/>
+        </w:rPr>
         <w:lastRenderedPageBreak/>
         <w:drawing>
           <wp:inline distT="0" distB="0" distL="0" distR="0" wp14:anchorId="6017C539" wp14:editId="0F85780D">
@@ -435,6 +468,9 @@
         </w:drawing>
       </w:r>
       <w:r>
+        <w:rPr>
+          <w:noProof/>
+        </w:rPr>
         <w:lastRenderedPageBreak/>
         <w:drawing>
           <wp:inline distT="0" distB="0" distL="0" distR="0" wp14:anchorId="68065406" wp14:editId="22D5D8FE">
@@ -461,6 +497,90 @@
                     <a:xfrm>
                       <a:off x="0" y="0"/>
                       <a:ext cx="3682919" cy="9805247"/>
+                    </a:xfrm>
+                    <a:prstGeom prst="rect">
+                      <a:avLst/>
+                    </a:prstGeom>
+                  </pic:spPr>
+                </pic:pic>
+              </a:graphicData>
+            </a:graphic>
+          </wp:inline>
+        </w:drawing>
+      </w:r>
+    </w:p>
+    <w:p>
+      <w:r>
+        <w:lastRenderedPageBreak/>
+        <w:t>Oppgave 2.2 (brukte KI og W3Schools som hjelpemidler):</w:t>
+      </w:r>
+    </w:p>
+    <w:p>
+      <w:r>
+        <w:lastRenderedPageBreak/>
+        <w:drawing>
+          <wp:inline distT="0" distB="0" distL="0" distR="0" wp14:anchorId="6EE42079" wp14:editId="294BC259">
+            <wp:extent cx="4201064" cy="8556094"/>
+            <wp:effectExtent l="0" t="0" r="9525" b="0"/>
+            <wp:docPr id="1190561864" name="Picture 1"/>
+            <wp:cNvGraphicFramePr>
+              <a:graphicFrameLocks xmlns:a="http://schemas.openxmlformats.org/drawingml/2006/main" noChangeAspect="1"/>
+            </wp:cNvGraphicFramePr>
+            <a:graphic xmlns:a="http://schemas.openxmlformats.org/drawingml/2006/main">
+              <a:graphicData uri="http://schemas.openxmlformats.org/drawingml/2006/picture">
+                <pic:pic xmlns:pic="http://schemas.openxmlformats.org/drawingml/2006/picture">
+                  <pic:nvPicPr>
+                    <pic:cNvPr id="1190561864" name=""/>
+                    <pic:cNvPicPr/>
+                  </pic:nvPicPr>
+                  <pic:blipFill>
+                    <a:blip r:embed="rId16"/>
+                    <a:stretch>
+                      <a:fillRect/>
+                    </a:stretch>
+                  </pic:blipFill>
+                  <pic:spPr>
+                    <a:xfrm>
+                      <a:off x="0" y="0"/>
+                      <a:ext cx="4209393" cy="8573057"/>
+                    </a:xfrm>
+                    <a:prstGeom prst="rect">
+                      <a:avLst/>
+                    </a:prstGeom>
+                  </pic:spPr>
+                </pic:pic>
+              </a:graphicData>
+            </a:graphic>
+          </wp:inline>
+        </w:drawing>
+      </w:r>
+      <w:r>
+        <w:lastRenderedPageBreak/>
+        <w:drawing>
+          <wp:inline distT="0" distB="0" distL="0" distR="0" wp14:anchorId="1C2A3149" wp14:editId="3BA3A341">
+            <wp:extent cx="5760720" cy="6357620"/>
+            <wp:effectExtent l="0" t="0" r="0" b="5080"/>
+            <wp:docPr id="2094217157" name="Picture 1"/>
+            <wp:cNvGraphicFramePr>
+              <a:graphicFrameLocks xmlns:a="http://schemas.openxmlformats.org/drawingml/2006/main" noChangeAspect="1"/>
+            </wp:cNvGraphicFramePr>
+            <a:graphic xmlns:a="http://schemas.openxmlformats.org/drawingml/2006/main">
+              <a:graphicData uri="http://schemas.openxmlformats.org/drawingml/2006/picture">
+                <pic:pic xmlns:pic="http://schemas.openxmlformats.org/drawingml/2006/picture">
+                  <pic:nvPicPr>
+                    <pic:cNvPr id="2094217157" name=""/>
+                    <pic:cNvPicPr/>
+                  </pic:nvPicPr>
+                  <pic:blipFill>
+                    <a:blip r:embed="rId17"/>
+                    <a:stretch>
+                      <a:fillRect/>
+                    </a:stretch>
+                  </pic:blipFill>
+                  <pic:spPr>
+                    <a:xfrm>
+                      <a:off x="0" y="0"/>
+                      <a:ext cx="5760720" cy="6357620"/>
                     </a:xfrm>
                     <a:prstGeom prst="rect">
                       <a:avLst/>

--- a/arbeidskrav/oblig4/oblig4_omidkarimi.docx
+++ b/arbeidskrav/oblig4/oblig4_omidkarimi.docx
@@ -7,7 +7,15 @@
         <w:t>Oppgave 2.1</w:t>
       </w:r>
       <w:r>
-        <w:t xml:space="preserve"> (brukte KI og W3Schools som hjelpemidler. generert lenke fantes og fungerte ikke, så her er skjermbilder)</w:t>
+        <w:t xml:space="preserve"> (brukte KI og W3Schools som hjelpemidler. </w:t>
+      </w:r>
+      <w:proofErr w:type="gramStart"/>
+      <w:r>
+        <w:t>generert</w:t>
+      </w:r>
+      <w:proofErr w:type="gramEnd"/>
+      <w:r>
+        <w:t xml:space="preserve"> lenke fantes og fungerte ikke, så her er skjermbilder)</w:t>
       </w:r>
       <w:r>
         <w:t>:</w:t>
@@ -35,7 +43,7 @@
                     <pic:cNvPicPr/>
                   </pic:nvPicPr>
                   <pic:blipFill>
-                    <a:blip r:embed="rId4"/>
+                    <a:blip r:embed="rId6"/>
                     <a:stretch>
                       <a:fillRect/>
                     </a:stretch>
@@ -78,7 +86,7 @@
                     <pic:cNvPicPr/>
                   </pic:nvPicPr>
                   <pic:blipFill>
-                    <a:blip r:embed="rId5"/>
+                    <a:blip r:embed="rId7"/>
                     <a:stretch>
                       <a:fillRect/>
                     </a:stretch>
@@ -119,7 +127,7 @@
                     <pic:cNvPicPr/>
                   </pic:nvPicPr>
                   <pic:blipFill>
-                    <a:blip r:embed="rId6"/>
+                    <a:blip r:embed="rId8"/>
                     <a:stretch>
                       <a:fillRect/>
                     </a:stretch>
@@ -160,7 +168,7 @@
                     <pic:cNvPicPr/>
                   </pic:nvPicPr>
                   <pic:blipFill>
-                    <a:blip r:embed="rId7"/>
+                    <a:blip r:embed="rId9"/>
                     <a:stretch>
                       <a:fillRect/>
                     </a:stretch>
@@ -201,7 +209,7 @@
                     <pic:cNvPicPr/>
                   </pic:nvPicPr>
                   <pic:blipFill>
-                    <a:blip r:embed="rId8"/>
+                    <a:blip r:embed="rId10"/>
                     <a:stretch>
                       <a:fillRect/>
                     </a:stretch>
@@ -242,7 +250,7 @@
                     <pic:cNvPicPr/>
                   </pic:nvPicPr>
                   <pic:blipFill>
-                    <a:blip r:embed="rId9"/>
+                    <a:blip r:embed="rId11"/>
                     <a:stretch>
                       <a:fillRect/>
                     </a:stretch>
@@ -283,7 +291,7 @@
                     <pic:cNvPicPr/>
                   </pic:nvPicPr>
                   <pic:blipFill>
-                    <a:blip r:embed="rId10"/>
+                    <a:blip r:embed="rId12"/>
                     <a:stretch>
                       <a:fillRect/>
                     </a:stretch>
@@ -324,7 +332,7 @@
                     <pic:cNvPicPr/>
                   </pic:nvPicPr>
                   <pic:blipFill>
-                    <a:blip r:embed="rId11"/>
+                    <a:blip r:embed="rId13"/>
                     <a:stretch>
                       <a:fillRect/>
                     </a:stretch>
@@ -365,7 +373,7 @@
                     <pic:cNvPicPr/>
                   </pic:nvPicPr>
                   <pic:blipFill>
-                    <a:blip r:embed="rId12"/>
+                    <a:blip r:embed="rId14"/>
                     <a:stretch>
                       <a:fillRect/>
                     </a:stretch>
@@ -406,7 +414,7 @@
                     <pic:cNvPicPr/>
                   </pic:nvPicPr>
                   <pic:blipFill>
-                    <a:blip r:embed="rId13"/>
+                    <a:blip r:embed="rId15"/>
                     <a:stretch>
                       <a:fillRect/>
                     </a:stretch>
@@ -447,7 +455,7 @@
                     <pic:cNvPicPr/>
                   </pic:nvPicPr>
                   <pic:blipFill>
-                    <a:blip r:embed="rId14"/>
+                    <a:blip r:embed="rId16"/>
                     <a:stretch>
                       <a:fillRect/>
                     </a:stretch>
@@ -488,7 +496,7 @@
                     <pic:cNvPicPr/>
                   </pic:nvPicPr>
                   <pic:blipFill>
-                    <a:blip r:embed="rId15"/>
+                    <a:blip r:embed="rId17"/>
                     <a:stretch>
                       <a:fillRect/>
                     </a:stretch>
@@ -517,6 +525,9 @@
     </w:p>
     <w:p>
       <w:r>
+        <w:rPr>
+          <w:noProof/>
+        </w:rPr>
         <w:lastRenderedPageBreak/>
         <w:drawing>
           <wp:inline distT="0" distB="0" distL="0" distR="0" wp14:anchorId="6EE42079" wp14:editId="294BC259">
@@ -534,7 +545,7 @@
                     <pic:cNvPicPr/>
                   </pic:nvPicPr>
                   <pic:blipFill>
-                    <a:blip r:embed="rId16"/>
+                    <a:blip r:embed="rId18"/>
                     <a:stretch>
                       <a:fillRect/>
                     </a:stretch>
@@ -555,6 +566,9 @@
         </w:drawing>
       </w:r>
       <w:r>
+        <w:rPr>
+          <w:noProof/>
+        </w:rPr>
         <w:lastRenderedPageBreak/>
         <w:drawing>
           <wp:inline distT="0" distB="0" distL="0" distR="0" wp14:anchorId="1C2A3149" wp14:editId="3BA3A341">
@@ -572,7 +586,7 @@
                     <pic:cNvPicPr/>
                   </pic:nvPicPr>
                   <pic:blipFill>
-                    <a:blip r:embed="rId17"/>
+                    <a:blip r:embed="rId19"/>
                     <a:stretch>
                       <a:fillRect/>
                     </a:stretch>
@@ -581,6 +595,795 @@
                     <a:xfrm>
                       <a:off x="0" y="0"/>
                       <a:ext cx="5760720" cy="6357620"/>
+                    </a:xfrm>
+                    <a:prstGeom prst="rect">
+                      <a:avLst/>
+                    </a:prstGeom>
+                  </pic:spPr>
+                </pic:pic>
+              </a:graphicData>
+            </a:graphic>
+          </wp:inline>
+        </w:drawing>
+      </w:r>
+    </w:p>
+    <w:p/>
+    <w:p/>
+    <w:p/>
+    <w:p/>
+    <w:p/>
+    <w:p/>
+    <w:p/>
+    <w:p/>
+    <w:p>
+      <w:r>
+        <w:lastRenderedPageBreak/>
+        <w:t>Oppgave 2.</w:t>
+      </w:r>
+      <w:r>
+        <w:t>3</w:t>
+      </w:r>
+      <w:r>
+        <w:t xml:space="preserve"> (brukte KI og W3Schools som hjelpemidler.</w:t>
+      </w:r>
+      <w:r>
+        <w:t>):</w:t>
+      </w:r>
+    </w:p>
+    <w:p>
+      <w:r>
+        <w:drawing>
+          <wp:inline distT="0" distB="0" distL="0" distR="0" wp14:anchorId="4A9264F3" wp14:editId="0F827E62">
+            <wp:extent cx="2753109" cy="8411749"/>
+            <wp:effectExtent l="0" t="0" r="9525" b="8890"/>
+            <wp:docPr id="1154647966" name="Picture 1"/>
+            <wp:cNvGraphicFramePr>
+              <a:graphicFrameLocks xmlns:a="http://schemas.openxmlformats.org/drawingml/2006/main" noChangeAspect="1"/>
+            </wp:cNvGraphicFramePr>
+            <a:graphic xmlns:a="http://schemas.openxmlformats.org/drawingml/2006/main">
+              <a:graphicData uri="http://schemas.openxmlformats.org/drawingml/2006/picture">
+                <pic:pic xmlns:pic="http://schemas.openxmlformats.org/drawingml/2006/picture">
+                  <pic:nvPicPr>
+                    <pic:cNvPr id="1154647966" name=""/>
+                    <pic:cNvPicPr/>
+                  </pic:nvPicPr>
+                  <pic:blipFill>
+                    <a:blip r:embed="rId20"/>
+                    <a:stretch>
+                      <a:fillRect/>
+                    </a:stretch>
+                  </pic:blipFill>
+                  <pic:spPr>
+                    <a:xfrm>
+                      <a:off x="0" y="0"/>
+                      <a:ext cx="2753109" cy="8411749"/>
+                    </a:xfrm>
+                    <a:prstGeom prst="rect">
+                      <a:avLst/>
+                    </a:prstGeom>
+                  </pic:spPr>
+                </pic:pic>
+              </a:graphicData>
+            </a:graphic>
+          </wp:inline>
+        </w:drawing>
+      </w:r>
+    </w:p>
+    <w:p>
+      <w:r>
+        <w:lastRenderedPageBreak/>
+        <w:drawing>
+          <wp:inline distT="0" distB="0" distL="0" distR="0" wp14:anchorId="509A96F3" wp14:editId="50B38ED5">
+            <wp:extent cx="4787661" cy="9575322"/>
+            <wp:effectExtent l="0" t="0" r="0" b="6985"/>
+            <wp:docPr id="2060939816" name="Picture 1"/>
+            <wp:cNvGraphicFramePr>
+              <a:graphicFrameLocks xmlns:a="http://schemas.openxmlformats.org/drawingml/2006/main" noChangeAspect="1"/>
+            </wp:cNvGraphicFramePr>
+            <a:graphic xmlns:a="http://schemas.openxmlformats.org/drawingml/2006/main">
+              <a:graphicData uri="http://schemas.openxmlformats.org/drawingml/2006/picture">
+                <pic:pic xmlns:pic="http://schemas.openxmlformats.org/drawingml/2006/picture">
+                  <pic:nvPicPr>
+                    <pic:cNvPr id="2060939816" name=""/>
+                    <pic:cNvPicPr/>
+                  </pic:nvPicPr>
+                  <pic:blipFill>
+                    <a:blip r:embed="rId21"/>
+                    <a:stretch>
+                      <a:fillRect/>
+                    </a:stretch>
+                  </pic:blipFill>
+                  <pic:spPr>
+                    <a:xfrm>
+                      <a:off x="0" y="0"/>
+                      <a:ext cx="4792049" cy="9584099"/>
+                    </a:xfrm>
+                    <a:prstGeom prst="rect">
+                      <a:avLst/>
+                    </a:prstGeom>
+                  </pic:spPr>
+                </pic:pic>
+              </a:graphicData>
+            </a:graphic>
+          </wp:inline>
+        </w:drawing>
+      </w:r>
+    </w:p>
+    <w:p>
+      <w:r>
+        <w:lastRenderedPageBreak/>
+        <w:drawing>
+          <wp:anchor distT="0" distB="0" distL="114300" distR="114300" simplePos="0" relativeHeight="251658240" behindDoc="0" locked="0" layoutInCell="1" allowOverlap="1" wp14:anchorId="3F1EB861" wp14:editId="25D2A7DD">
+            <wp:simplePos x="897147" y="897147"/>
+            <wp:positionH relativeFrom="column">
+              <wp:align>left</wp:align>
+            </wp:positionH>
+            <wp:positionV relativeFrom="paragraph">
+              <wp:align>top</wp:align>
+            </wp:positionV>
+            <wp:extent cx="5801360" cy="9091930"/>
+            <wp:effectExtent l="0" t="0" r="8890" b="0"/>
+            <wp:wrapSquare wrapText="bothSides"/>
+            <wp:docPr id="710943640" name="Picture 1"/>
+            <wp:cNvGraphicFramePr>
+              <a:graphicFrameLocks xmlns:a="http://schemas.openxmlformats.org/drawingml/2006/main" noChangeAspect="1"/>
+            </wp:cNvGraphicFramePr>
+            <a:graphic xmlns:a="http://schemas.openxmlformats.org/drawingml/2006/main">
+              <a:graphicData uri="http://schemas.openxmlformats.org/drawingml/2006/picture">
+                <pic:pic xmlns:pic="http://schemas.openxmlformats.org/drawingml/2006/picture">
+                  <pic:nvPicPr>
+                    <pic:cNvPr id="710943640" name=""/>
+                    <pic:cNvPicPr/>
+                  </pic:nvPicPr>
+                  <pic:blipFill>
+                    <a:blip r:embed="rId22">
+                      <a:extLst>
+                        <a:ext uri="{28A0092B-C50C-407E-A947-70E740481C1C}">
+                          <a14:useLocalDpi xmlns:a14="http://schemas.microsoft.com/office/drawing/2010/main" val="0"/>
+                        </a:ext>
+                      </a:extLst>
+                    </a:blip>
+                    <a:stretch>
+                      <a:fillRect/>
+                    </a:stretch>
+                  </pic:blipFill>
+                  <pic:spPr>
+                    <a:xfrm>
+                      <a:off x="0" y="0"/>
+                      <a:ext cx="5811661" cy="9108191"/>
+                    </a:xfrm>
+                    <a:prstGeom prst="rect">
+                      <a:avLst/>
+                    </a:prstGeom>
+                  </pic:spPr>
+                </pic:pic>
+              </a:graphicData>
+            </a:graphic>
+            <wp14:sizeRelH relativeFrom="margin">
+              <wp14:pctWidth>0</wp14:pctWidth>
+            </wp14:sizeRelH>
+            <wp14:sizeRelV relativeFrom="margin">
+              <wp14:pctHeight>0</wp14:pctHeight>
+            </wp14:sizeRelV>
+          </wp:anchor>
+        </w:drawing>
+      </w:r>
+      <w:r>
+        <w:br w:type="textWrapping" w:clear="all"/>
+      </w:r>
+      <w:r>
+        <w:lastRenderedPageBreak/>
+        <w:drawing>
+          <wp:inline distT="0" distB="0" distL="0" distR="0" wp14:anchorId="310AF084" wp14:editId="7CBBBB7C">
+            <wp:extent cx="3899140" cy="9656042"/>
+            <wp:effectExtent l="0" t="0" r="6350" b="2540"/>
+            <wp:docPr id="1894583873" name="Picture 1"/>
+            <wp:cNvGraphicFramePr>
+              <a:graphicFrameLocks xmlns:a="http://schemas.openxmlformats.org/drawingml/2006/main" noChangeAspect="1"/>
+            </wp:cNvGraphicFramePr>
+            <a:graphic xmlns:a="http://schemas.openxmlformats.org/drawingml/2006/main">
+              <a:graphicData uri="http://schemas.openxmlformats.org/drawingml/2006/picture">
+                <pic:pic xmlns:pic="http://schemas.openxmlformats.org/drawingml/2006/picture">
+                  <pic:nvPicPr>
+                    <pic:cNvPr id="1894583873" name=""/>
+                    <pic:cNvPicPr/>
+                  </pic:nvPicPr>
+                  <pic:blipFill>
+                    <a:blip r:embed="rId23"/>
+                    <a:stretch>
+                      <a:fillRect/>
+                    </a:stretch>
+                  </pic:blipFill>
+                  <pic:spPr>
+                    <a:xfrm>
+                      <a:off x="0" y="0"/>
+                      <a:ext cx="3905767" cy="9672454"/>
+                    </a:xfrm>
+                    <a:prstGeom prst="rect">
+                      <a:avLst/>
+                    </a:prstGeom>
+                  </pic:spPr>
+                </pic:pic>
+              </a:graphicData>
+            </a:graphic>
+          </wp:inline>
+        </w:drawing>
+      </w:r>
+    </w:p>
+    <w:p>
+      <w:r>
+        <w:lastRenderedPageBreak/>
+        <w:drawing>
+          <wp:anchor distT="0" distB="0" distL="114300" distR="114300" simplePos="0" relativeHeight="251659264" behindDoc="0" locked="0" layoutInCell="1" allowOverlap="1" wp14:anchorId="76B029E7" wp14:editId="576ADCB5">
+            <wp:simplePos x="897147" y="897147"/>
+            <wp:positionH relativeFrom="column">
+              <wp:align>left</wp:align>
+            </wp:positionH>
+            <wp:positionV relativeFrom="paragraph">
+              <wp:align>top</wp:align>
+            </wp:positionV>
+            <wp:extent cx="4243705" cy="9545955"/>
+            <wp:effectExtent l="0" t="0" r="4445" b="0"/>
+            <wp:wrapSquare wrapText="bothSides"/>
+            <wp:docPr id="1387967751" name="Picture 1"/>
+            <wp:cNvGraphicFramePr>
+              <a:graphicFrameLocks xmlns:a="http://schemas.openxmlformats.org/drawingml/2006/main" noChangeAspect="1"/>
+            </wp:cNvGraphicFramePr>
+            <a:graphic xmlns:a="http://schemas.openxmlformats.org/drawingml/2006/main">
+              <a:graphicData uri="http://schemas.openxmlformats.org/drawingml/2006/picture">
+                <pic:pic xmlns:pic="http://schemas.openxmlformats.org/drawingml/2006/picture">
+                  <pic:nvPicPr>
+                    <pic:cNvPr id="1387967751" name=""/>
+                    <pic:cNvPicPr/>
+                  </pic:nvPicPr>
+                  <pic:blipFill>
+                    <a:blip r:embed="rId24">
+                      <a:extLst>
+                        <a:ext uri="{28A0092B-C50C-407E-A947-70E740481C1C}">
+                          <a14:useLocalDpi xmlns:a14="http://schemas.microsoft.com/office/drawing/2010/main" val="0"/>
+                        </a:ext>
+                      </a:extLst>
+                    </a:blip>
+                    <a:stretch>
+                      <a:fillRect/>
+                    </a:stretch>
+                  </pic:blipFill>
+                  <pic:spPr>
+                    <a:xfrm>
+                      <a:off x="0" y="0"/>
+                      <a:ext cx="4248607" cy="9556293"/>
+                    </a:xfrm>
+                    <a:prstGeom prst="rect">
+                      <a:avLst/>
+                    </a:prstGeom>
+                  </pic:spPr>
+                </pic:pic>
+              </a:graphicData>
+            </a:graphic>
+            <wp14:sizeRelH relativeFrom="margin">
+              <wp14:pctWidth>0</wp14:pctWidth>
+            </wp14:sizeRelH>
+            <wp14:sizeRelV relativeFrom="margin">
+              <wp14:pctHeight>0</wp14:pctHeight>
+            </wp14:sizeRelV>
+          </wp:anchor>
+        </w:drawing>
+      </w:r>
+      <w:r>
+        <w:br w:type="textWrapping" w:clear="all"/>
+      </w:r>
+      <w:r>
+        <w:lastRenderedPageBreak/>
+        <w:drawing>
+          <wp:inline distT="0" distB="0" distL="0" distR="0" wp14:anchorId="43D1DCBA" wp14:editId="6BD04A12">
+            <wp:extent cx="5218981" cy="9232732"/>
+            <wp:effectExtent l="0" t="0" r="1270" b="6985"/>
+            <wp:docPr id="259498197" name="Picture 1"/>
+            <wp:cNvGraphicFramePr>
+              <a:graphicFrameLocks xmlns:a="http://schemas.openxmlformats.org/drawingml/2006/main" noChangeAspect="1"/>
+            </wp:cNvGraphicFramePr>
+            <a:graphic xmlns:a="http://schemas.openxmlformats.org/drawingml/2006/main">
+              <a:graphicData uri="http://schemas.openxmlformats.org/drawingml/2006/picture">
+                <pic:pic xmlns:pic="http://schemas.openxmlformats.org/drawingml/2006/picture">
+                  <pic:nvPicPr>
+                    <pic:cNvPr id="259498197" name=""/>
+                    <pic:cNvPicPr/>
+                  </pic:nvPicPr>
+                  <pic:blipFill>
+                    <a:blip r:embed="rId25"/>
+                    <a:stretch>
+                      <a:fillRect/>
+                    </a:stretch>
+                  </pic:blipFill>
+                  <pic:spPr>
+                    <a:xfrm>
+                      <a:off x="0" y="0"/>
+                      <a:ext cx="5225089" cy="9243537"/>
+                    </a:xfrm>
+                    <a:prstGeom prst="rect">
+                      <a:avLst/>
+                    </a:prstGeom>
+                  </pic:spPr>
+                </pic:pic>
+              </a:graphicData>
+            </a:graphic>
+          </wp:inline>
+        </w:drawing>
+      </w:r>
+    </w:p>
+    <w:p>
+      <w:r>
+        <w:lastRenderedPageBreak/>
+        <w:drawing>
+          <wp:anchor distT="0" distB="0" distL="114300" distR="114300" simplePos="0" relativeHeight="251660288" behindDoc="0" locked="0" layoutInCell="1" allowOverlap="1" wp14:anchorId="3DDC5D7D" wp14:editId="6A4E1EDC">
+            <wp:simplePos x="897147" y="897147"/>
+            <wp:positionH relativeFrom="column">
+              <wp:align>left</wp:align>
+            </wp:positionH>
+            <wp:positionV relativeFrom="paragraph">
+              <wp:align>top</wp:align>
+            </wp:positionV>
+            <wp:extent cx="4433570" cy="9643110"/>
+            <wp:effectExtent l="0" t="0" r="5080" b="0"/>
+            <wp:wrapSquare wrapText="bothSides"/>
+            <wp:docPr id="1839961815" name="Picture 1"/>
+            <wp:cNvGraphicFramePr>
+              <a:graphicFrameLocks xmlns:a="http://schemas.openxmlformats.org/drawingml/2006/main" noChangeAspect="1"/>
+            </wp:cNvGraphicFramePr>
+            <a:graphic xmlns:a="http://schemas.openxmlformats.org/drawingml/2006/main">
+              <a:graphicData uri="http://schemas.openxmlformats.org/drawingml/2006/picture">
+                <pic:pic xmlns:pic="http://schemas.openxmlformats.org/drawingml/2006/picture">
+                  <pic:nvPicPr>
+                    <pic:cNvPr id="1839961815" name=""/>
+                    <pic:cNvPicPr/>
+                  </pic:nvPicPr>
+                  <pic:blipFill>
+                    <a:blip r:embed="rId26">
+                      <a:extLst>
+                        <a:ext uri="{28A0092B-C50C-407E-A947-70E740481C1C}">
+                          <a14:useLocalDpi xmlns:a14="http://schemas.microsoft.com/office/drawing/2010/main" val="0"/>
+                        </a:ext>
+                      </a:extLst>
+                    </a:blip>
+                    <a:stretch>
+                      <a:fillRect/>
+                    </a:stretch>
+                  </pic:blipFill>
+                  <pic:spPr>
+                    <a:xfrm>
+                      <a:off x="0" y="0"/>
+                      <a:ext cx="4437634" cy="9651286"/>
+                    </a:xfrm>
+                    <a:prstGeom prst="rect">
+                      <a:avLst/>
+                    </a:prstGeom>
+                  </pic:spPr>
+                </pic:pic>
+              </a:graphicData>
+            </a:graphic>
+            <wp14:sizeRelH relativeFrom="margin">
+              <wp14:pctWidth>0</wp14:pctWidth>
+            </wp14:sizeRelH>
+            <wp14:sizeRelV relativeFrom="margin">
+              <wp14:pctHeight>0</wp14:pctHeight>
+            </wp14:sizeRelV>
+          </wp:anchor>
+        </w:drawing>
+      </w:r>
+      <w:r>
+        <w:br w:type="textWrapping" w:clear="all"/>
+      </w:r>
+      <w:r>
+        <w:lastRenderedPageBreak/>
+        <w:drawing>
+          <wp:inline distT="0" distB="0" distL="0" distR="0" wp14:anchorId="1FD1D8EC" wp14:editId="1404A04E">
+            <wp:extent cx="3140015" cy="9685632"/>
+            <wp:effectExtent l="0" t="0" r="3810" b="0"/>
+            <wp:docPr id="228195048" name="Picture 1"/>
+            <wp:cNvGraphicFramePr>
+              <a:graphicFrameLocks xmlns:a="http://schemas.openxmlformats.org/drawingml/2006/main" noChangeAspect="1"/>
+            </wp:cNvGraphicFramePr>
+            <a:graphic xmlns:a="http://schemas.openxmlformats.org/drawingml/2006/main">
+              <a:graphicData uri="http://schemas.openxmlformats.org/drawingml/2006/picture">
+                <pic:pic xmlns:pic="http://schemas.openxmlformats.org/drawingml/2006/picture">
+                  <pic:nvPicPr>
+                    <pic:cNvPr id="228195048" name=""/>
+                    <pic:cNvPicPr/>
+                  </pic:nvPicPr>
+                  <pic:blipFill>
+                    <a:blip r:embed="rId27"/>
+                    <a:stretch>
+                      <a:fillRect/>
+                    </a:stretch>
+                  </pic:blipFill>
+                  <pic:spPr>
+                    <a:xfrm>
+                      <a:off x="0" y="0"/>
+                      <a:ext cx="3143550" cy="9696535"/>
+                    </a:xfrm>
+                    <a:prstGeom prst="rect">
+                      <a:avLst/>
+                    </a:prstGeom>
+                  </pic:spPr>
+                </pic:pic>
+              </a:graphicData>
+            </a:graphic>
+          </wp:inline>
+        </w:drawing>
+      </w:r>
+    </w:p>
+    <w:p>
+      <w:r>
+        <w:lastRenderedPageBreak/>
+        <w:drawing>
+          <wp:inline distT="0" distB="0" distL="0" distR="0" wp14:anchorId="0370598A" wp14:editId="70048745">
+            <wp:extent cx="3994030" cy="9655035"/>
+            <wp:effectExtent l="0" t="0" r="6985" b="3810"/>
+            <wp:docPr id="1926578131" name="Picture 1"/>
+            <wp:cNvGraphicFramePr>
+              <a:graphicFrameLocks xmlns:a="http://schemas.openxmlformats.org/drawingml/2006/main" noChangeAspect="1"/>
+            </wp:cNvGraphicFramePr>
+            <a:graphic xmlns:a="http://schemas.openxmlformats.org/drawingml/2006/main">
+              <a:graphicData uri="http://schemas.openxmlformats.org/drawingml/2006/picture">
+                <pic:pic xmlns:pic="http://schemas.openxmlformats.org/drawingml/2006/picture">
+                  <pic:nvPicPr>
+                    <pic:cNvPr id="1926578131" name=""/>
+                    <pic:cNvPicPr/>
+                  </pic:nvPicPr>
+                  <pic:blipFill>
+                    <a:blip r:embed="rId28"/>
+                    <a:stretch>
+                      <a:fillRect/>
+                    </a:stretch>
+                  </pic:blipFill>
+                  <pic:spPr>
+                    <a:xfrm>
+                      <a:off x="0" y="0"/>
+                      <a:ext cx="3995855" cy="9659447"/>
+                    </a:xfrm>
+                    <a:prstGeom prst="rect">
+                      <a:avLst/>
+                    </a:prstGeom>
+                  </pic:spPr>
+                </pic:pic>
+              </a:graphicData>
+            </a:graphic>
+          </wp:inline>
+        </w:drawing>
+      </w:r>
+    </w:p>
+    <w:p>
+      <w:pPr>
+        <w:rPr>
+          <w:noProof/>
+        </w:rPr>
+      </w:pPr>
+      <w:r>
+        <w:lastRenderedPageBreak/>
+        <w:drawing>
+          <wp:inline distT="0" distB="0" distL="0" distR="0" wp14:anchorId="7F7B3937" wp14:editId="60EB56EE">
+            <wp:extent cx="4994695" cy="9190243"/>
+            <wp:effectExtent l="0" t="0" r="0" b="0"/>
+            <wp:docPr id="126080615" name="Picture 1"/>
+            <wp:cNvGraphicFramePr>
+              <a:graphicFrameLocks xmlns:a="http://schemas.openxmlformats.org/drawingml/2006/main" noChangeAspect="1"/>
+            </wp:cNvGraphicFramePr>
+            <a:graphic xmlns:a="http://schemas.openxmlformats.org/drawingml/2006/main">
+              <a:graphicData uri="http://schemas.openxmlformats.org/drawingml/2006/picture">
+                <pic:pic xmlns:pic="http://schemas.openxmlformats.org/drawingml/2006/picture">
+                  <pic:nvPicPr>
+                    <pic:cNvPr id="126080615" name=""/>
+                    <pic:cNvPicPr/>
+                  </pic:nvPicPr>
+                  <pic:blipFill>
+                    <a:blip r:embed="rId29"/>
+                    <a:stretch>
+                      <a:fillRect/>
+                    </a:stretch>
+                  </pic:blipFill>
+                  <pic:spPr>
+                    <a:xfrm>
+                      <a:off x="0" y="0"/>
+                      <a:ext cx="5007783" cy="9214325"/>
+                    </a:xfrm>
+                    <a:prstGeom prst="rect">
+                      <a:avLst/>
+                    </a:prstGeom>
+                  </pic:spPr>
+                </pic:pic>
+              </a:graphicData>
+            </a:graphic>
+          </wp:inline>
+        </w:drawing>
+      </w:r>
+      <w:r>
+        <w:rPr>
+          <w:noProof/>
+        </w:rPr>
+        <w:t xml:space="preserve"> </w:t>
+      </w:r>
+      <w:r>
+        <w:lastRenderedPageBreak/>
+        <w:drawing>
+          <wp:inline distT="0" distB="0" distL="0" distR="0" wp14:anchorId="27C97D87" wp14:editId="09E1BBBF">
+            <wp:extent cx="4347122" cy="9618156"/>
+            <wp:effectExtent l="0" t="0" r="0" b="2540"/>
+            <wp:docPr id="1850057276" name="Picture 1"/>
+            <wp:cNvGraphicFramePr>
+              <a:graphicFrameLocks xmlns:a="http://schemas.openxmlformats.org/drawingml/2006/main" noChangeAspect="1"/>
+            </wp:cNvGraphicFramePr>
+            <a:graphic xmlns:a="http://schemas.openxmlformats.org/drawingml/2006/main">
+              <a:graphicData uri="http://schemas.openxmlformats.org/drawingml/2006/picture">
+                <pic:pic xmlns:pic="http://schemas.openxmlformats.org/drawingml/2006/picture">
+                  <pic:nvPicPr>
+                    <pic:cNvPr id="1850057276" name=""/>
+                    <pic:cNvPicPr/>
+                  </pic:nvPicPr>
+                  <pic:blipFill>
+                    <a:blip r:embed="rId30"/>
+                    <a:stretch>
+                      <a:fillRect/>
+                    </a:stretch>
+                  </pic:blipFill>
+                  <pic:spPr>
+                    <a:xfrm>
+                      <a:off x="0" y="0"/>
+                      <a:ext cx="4357264" cy="9640596"/>
+                    </a:xfrm>
+                    <a:prstGeom prst="rect">
+                      <a:avLst/>
+                    </a:prstGeom>
+                  </pic:spPr>
+                </pic:pic>
+              </a:graphicData>
+            </a:graphic>
+          </wp:inline>
+        </w:drawing>
+      </w:r>
+    </w:p>
+    <w:p>
+      <w:r>
+        <w:lastRenderedPageBreak/>
+        <w:drawing>
+          <wp:inline distT="0" distB="0" distL="0" distR="0" wp14:anchorId="5C4E243D" wp14:editId="737F4CAE">
+            <wp:extent cx="3899140" cy="9617153"/>
+            <wp:effectExtent l="0" t="0" r="6350" b="3175"/>
+            <wp:docPr id="2013690086" name="Picture 1"/>
+            <wp:cNvGraphicFramePr>
+              <a:graphicFrameLocks xmlns:a="http://schemas.openxmlformats.org/drawingml/2006/main" noChangeAspect="1"/>
+            </wp:cNvGraphicFramePr>
+            <a:graphic xmlns:a="http://schemas.openxmlformats.org/drawingml/2006/main">
+              <a:graphicData uri="http://schemas.openxmlformats.org/drawingml/2006/picture">
+                <pic:pic xmlns:pic="http://schemas.openxmlformats.org/drawingml/2006/picture">
+                  <pic:nvPicPr>
+                    <pic:cNvPr id="2013690086" name=""/>
+                    <pic:cNvPicPr/>
+                  </pic:nvPicPr>
+                  <pic:blipFill>
+                    <a:blip r:embed="rId31"/>
+                    <a:stretch>
+                      <a:fillRect/>
+                    </a:stretch>
+                  </pic:blipFill>
+                  <pic:spPr>
+                    <a:xfrm>
+                      <a:off x="0" y="0"/>
+                      <a:ext cx="3905646" cy="9633201"/>
+                    </a:xfrm>
+                    <a:prstGeom prst="rect">
+                      <a:avLst/>
+                    </a:prstGeom>
+                  </pic:spPr>
+                </pic:pic>
+              </a:graphicData>
+            </a:graphic>
+          </wp:inline>
+        </w:drawing>
+      </w:r>
+    </w:p>
+    <w:p>
+      <w:r>
+        <w:lastRenderedPageBreak/>
+        <w:drawing>
+          <wp:anchor distT="0" distB="0" distL="114300" distR="114300" simplePos="0" relativeHeight="251661312" behindDoc="0" locked="0" layoutInCell="1" allowOverlap="1" wp14:anchorId="36D43F07" wp14:editId="00E74C46">
+            <wp:simplePos x="897147" y="897147"/>
+            <wp:positionH relativeFrom="column">
+              <wp:align>left</wp:align>
+            </wp:positionH>
+            <wp:positionV relativeFrom="paragraph">
+              <wp:align>top</wp:align>
+            </wp:positionV>
+            <wp:extent cx="3243532" cy="9639733"/>
+            <wp:effectExtent l="0" t="0" r="0" b="0"/>
+            <wp:wrapSquare wrapText="bothSides"/>
+            <wp:docPr id="31732593" name="Picture 1"/>
+            <wp:cNvGraphicFramePr>
+              <a:graphicFrameLocks xmlns:a="http://schemas.openxmlformats.org/drawingml/2006/main" noChangeAspect="1"/>
+            </wp:cNvGraphicFramePr>
+            <a:graphic xmlns:a="http://schemas.openxmlformats.org/drawingml/2006/main">
+              <a:graphicData uri="http://schemas.openxmlformats.org/drawingml/2006/picture">
+                <pic:pic xmlns:pic="http://schemas.openxmlformats.org/drawingml/2006/picture">
+                  <pic:nvPicPr>
+                    <pic:cNvPr id="31732593" name=""/>
+                    <pic:cNvPicPr/>
+                  </pic:nvPicPr>
+                  <pic:blipFill>
+                    <a:blip r:embed="rId32">
+                      <a:extLst>
+                        <a:ext uri="{28A0092B-C50C-407E-A947-70E740481C1C}">
+                          <a14:useLocalDpi xmlns:a14="http://schemas.microsoft.com/office/drawing/2010/main" val="0"/>
+                        </a:ext>
+                      </a:extLst>
+                    </a:blip>
+                    <a:stretch>
+                      <a:fillRect/>
+                    </a:stretch>
+                  </pic:blipFill>
+                  <pic:spPr>
+                    <a:xfrm>
+                      <a:off x="0" y="0"/>
+                      <a:ext cx="3243532" cy="9639733"/>
+                    </a:xfrm>
+                    <a:prstGeom prst="rect">
+                      <a:avLst/>
+                    </a:prstGeom>
+                  </pic:spPr>
+                </pic:pic>
+              </a:graphicData>
+            </a:graphic>
+          </wp:anchor>
+        </w:drawing>
+      </w:r>
+      <w:r>
+        <w:br w:type="textWrapping" w:clear="all"/>
+      </w:r>
+      <w:r>
+        <w:lastRenderedPageBreak/>
+        <w:drawing>
+          <wp:inline distT="0" distB="0" distL="0" distR="0" wp14:anchorId="65D68952" wp14:editId="7FFD1D32">
+            <wp:extent cx="4192438" cy="9539816"/>
+            <wp:effectExtent l="0" t="0" r="0" b="4445"/>
+            <wp:docPr id="1693633373" name="Picture 1"/>
+            <wp:cNvGraphicFramePr>
+              <a:graphicFrameLocks xmlns:a="http://schemas.openxmlformats.org/drawingml/2006/main" noChangeAspect="1"/>
+            </wp:cNvGraphicFramePr>
+            <a:graphic xmlns:a="http://schemas.openxmlformats.org/drawingml/2006/main">
+              <a:graphicData uri="http://schemas.openxmlformats.org/drawingml/2006/picture">
+                <pic:pic xmlns:pic="http://schemas.openxmlformats.org/drawingml/2006/picture">
+                  <pic:nvPicPr>
+                    <pic:cNvPr id="1693633373" name=""/>
+                    <pic:cNvPicPr/>
+                  </pic:nvPicPr>
+                  <pic:blipFill>
+                    <a:blip r:embed="rId33"/>
+                    <a:stretch>
+                      <a:fillRect/>
+                    </a:stretch>
+                  </pic:blipFill>
+                  <pic:spPr>
+                    <a:xfrm>
+                      <a:off x="0" y="0"/>
+                      <a:ext cx="4200010" cy="9557047"/>
+                    </a:xfrm>
+                    <a:prstGeom prst="rect">
+                      <a:avLst/>
+                    </a:prstGeom>
+                  </pic:spPr>
+                </pic:pic>
+              </a:graphicData>
+            </a:graphic>
+          </wp:inline>
+        </w:drawing>
+      </w:r>
+    </w:p>
+    <w:p>
+      <w:r>
+        <w:lastRenderedPageBreak/>
+        <w:drawing>
+          <wp:inline distT="0" distB="0" distL="0" distR="0" wp14:anchorId="37773B67" wp14:editId="1ABD5CD7">
+            <wp:extent cx="4701396" cy="9687809"/>
+            <wp:effectExtent l="0" t="0" r="4445" b="0"/>
+            <wp:docPr id="650915712" name="Picture 1"/>
+            <wp:cNvGraphicFramePr>
+              <a:graphicFrameLocks xmlns:a="http://schemas.openxmlformats.org/drawingml/2006/main" noChangeAspect="1"/>
+            </wp:cNvGraphicFramePr>
+            <a:graphic xmlns:a="http://schemas.openxmlformats.org/drawingml/2006/main">
+              <a:graphicData uri="http://schemas.openxmlformats.org/drawingml/2006/picture">
+                <pic:pic xmlns:pic="http://schemas.openxmlformats.org/drawingml/2006/picture">
+                  <pic:nvPicPr>
+                    <pic:cNvPr id="650915712" name=""/>
+                    <pic:cNvPicPr/>
+                  </pic:nvPicPr>
+                  <pic:blipFill>
+                    <a:blip r:embed="rId34"/>
+                    <a:stretch>
+                      <a:fillRect/>
+                    </a:stretch>
+                  </pic:blipFill>
+                  <pic:spPr>
+                    <a:xfrm>
+                      <a:off x="0" y="0"/>
+                      <a:ext cx="4706400" cy="9698119"/>
+                    </a:xfrm>
+                    <a:prstGeom prst="rect">
+                      <a:avLst/>
+                    </a:prstGeom>
+                  </pic:spPr>
+                </pic:pic>
+              </a:graphicData>
+            </a:graphic>
+          </wp:inline>
+        </w:drawing>
+      </w:r>
+    </w:p>
+    <w:p>
+      <w:r>
+        <w:lastRenderedPageBreak/>
+        <w:drawing>
+          <wp:inline distT="0" distB="0" distL="0" distR="0" wp14:anchorId="3181BDE9" wp14:editId="56703C22">
+            <wp:extent cx="3614468" cy="9680055"/>
+            <wp:effectExtent l="0" t="0" r="5080" b="0"/>
+            <wp:docPr id="517485478" name="Picture 1"/>
+            <wp:cNvGraphicFramePr>
+              <a:graphicFrameLocks xmlns:a="http://schemas.openxmlformats.org/drawingml/2006/main" noChangeAspect="1"/>
+            </wp:cNvGraphicFramePr>
+            <a:graphic xmlns:a="http://schemas.openxmlformats.org/drawingml/2006/main">
+              <a:graphicData uri="http://schemas.openxmlformats.org/drawingml/2006/picture">
+                <pic:pic xmlns:pic="http://schemas.openxmlformats.org/drawingml/2006/picture">
+                  <pic:nvPicPr>
+                    <pic:cNvPr id="517485478" name=""/>
+                    <pic:cNvPicPr/>
+                  </pic:nvPicPr>
+                  <pic:blipFill>
+                    <a:blip r:embed="rId35"/>
+                    <a:stretch>
+                      <a:fillRect/>
+                    </a:stretch>
+                  </pic:blipFill>
+                  <pic:spPr>
+                    <a:xfrm>
+                      <a:off x="0" y="0"/>
+                      <a:ext cx="3618575" cy="9691054"/>
+                    </a:xfrm>
+                    <a:prstGeom prst="rect">
+                      <a:avLst/>
+                    </a:prstGeom>
+                  </pic:spPr>
+                </pic:pic>
+              </a:graphicData>
+            </a:graphic>
+          </wp:inline>
+        </w:drawing>
+      </w:r>
+    </w:p>
+    <w:p>
+      <w:r>
+        <w:lastRenderedPageBreak/>
+        <w:drawing>
+          <wp:inline distT="0" distB="0" distL="0" distR="0" wp14:anchorId="5D6764F9" wp14:editId="7BB44555">
+            <wp:extent cx="3209027" cy="9689352"/>
+            <wp:effectExtent l="0" t="0" r="0" b="7620"/>
+            <wp:docPr id="1189229406" name="Picture 1"/>
+            <wp:cNvGraphicFramePr>
+              <a:graphicFrameLocks xmlns:a="http://schemas.openxmlformats.org/drawingml/2006/main" noChangeAspect="1"/>
+            </wp:cNvGraphicFramePr>
+            <a:graphic xmlns:a="http://schemas.openxmlformats.org/drawingml/2006/main">
+              <a:graphicData uri="http://schemas.openxmlformats.org/drawingml/2006/picture">
+                <pic:pic xmlns:pic="http://schemas.openxmlformats.org/drawingml/2006/picture">
+                  <pic:nvPicPr>
+                    <pic:cNvPr id="1189229406" name=""/>
+                    <pic:cNvPicPr/>
+                  </pic:nvPicPr>
+                  <pic:blipFill>
+                    <a:blip r:embed="rId36"/>
+                    <a:stretch>
+                      <a:fillRect/>
+                    </a:stretch>
+                  </pic:blipFill>
+                  <pic:spPr>
+                    <a:xfrm>
+                      <a:off x="0" y="0"/>
+                      <a:ext cx="3211743" cy="9697554"/>
                     </a:xfrm>
                     <a:prstGeom prst="rect">
                       <a:avLst/>
@@ -601,6 +1404,56 @@
     </w:sectPr>
   </w:body>
 </w:document>
+</file>
+
+<file path=word/endnotes.xml><?xml version="1.0" encoding="utf-8"?>
+<w:endnotes xmlns:wpc="http://schemas.microsoft.com/office/word/2010/wordprocessingCanvas" xmlns:cx="http://schemas.microsoft.com/office/drawing/2014/chartex" xmlns:cx1="http://schemas.microsoft.com/office/drawing/2015/9/8/chartex" xmlns:cx2="http://schemas.microsoft.com/office/drawing/2015/10/21/chartex" xmlns:cx3="http://schemas.microsoft.com/office/drawing/2016/5/9/chartex" xmlns:cx4="http://schemas.microsoft.com/office/drawing/2016/5/10/chartex" xmlns:cx5="http://schemas.microsoft.com/office/drawing/2016/5/11/chartex" xmlns:cx6="http://schemas.microsoft.com/office/drawing/2016/5/12/chartex" xmlns:cx7="http://schemas.microsoft.com/office/drawing/2016/5/13/chartex" xmlns:cx8="http://schemas.microsoft.com/office/drawing/2016/5/14/chartex" xmlns:mc="http://schemas.openxmlformats.org/markup-compatibility/2006" xmlns:aink="http://schemas.microsoft.com/office/drawing/2016/ink" xmlns:am3d="http://schemas.microsoft.com/office/drawing/2017/model3d" xmlns:o="urn:schemas-microsoft-com:office:office" xmlns:oel="http://schemas.microsoft.com/office/2019/extlst" xmlns:r="http://schemas.openxmlformats.org/officeDocument/2006/relationships" xmlns:m="http://schemas.openxmlformats.org/officeDocument/2006/math" xmlns:v="urn:schemas-microsoft-com:vml" xmlns:wp14="http://schemas.microsoft.com/office/word/2010/wordprocessingDrawing" xmlns:wp="http://schemas.openxmlformats.org/drawingml/2006/wordprocessingDrawing" xmlns:w10="urn:schemas-microsoft-com:office:word" xmlns:w="http://schemas.openxmlformats.org/wordprocessingml/2006/main" xmlns:w14="http://schemas.microsoft.com/office/word/2010/wordml" xmlns:w15="http://schemas.microsoft.com/office/word/2012/wordml" xmlns:w16cex="http://schemas.microsoft.com/office/word/2018/wordml/cex" xmlns:w16cid="http://schemas.microsoft.com/office/word/2016/wordml/cid" xmlns:w16="http://schemas.microsoft.com/office/word/2018/wordml" xmlns:w16du="http://schemas.microsoft.com/office/word/2023/wordml/word16du" xmlns:w16sdtdh="http://schemas.microsoft.com/office/word/2020/wordml/sdtdatahash" xmlns:w16sdtfl="http://schemas.microsoft.com/office/word/2024/wordml/sdtformatlock" xmlns:w16se="http://schemas.microsoft.com/office/word/2015/wordml/symex" xmlns:wpg="http://schemas.microsoft.com/office/word/2010/wordprocessingGroup" xmlns:wpi="http://schemas.microsoft.com/office/word/2010/wordprocessingInk" xmlns:wne="http://schemas.microsoft.com/office/word/2006/wordml" xmlns:wps="http://schemas.microsoft.com/office/word/2010/wordprocessingShape" mc:Ignorable="w14 w15 w16se w16cid w16 w16cex w16sdtdh w16sdtfl w16du wp14">
+  <w:endnote w:type="separator" w:id="-1">
+    <w:p>
+      <w:pPr>
+        <w:spacing w:after="0" w:line="240" w:lineRule="auto"/>
+      </w:pPr>
+      <w:r>
+        <w:separator/>
+      </w:r>
+    </w:p>
+  </w:endnote>
+  <w:endnote w:type="continuationSeparator" w:id="0">
+    <w:p>
+      <w:pPr>
+        <w:spacing w:after="0" w:line="240" w:lineRule="auto"/>
+      </w:pPr>
+      <w:r>
+        <w:continuationSeparator/>
+      </w:r>
+    </w:p>
+  </w:endnote>
+</w:endnotes>
+</file>
+
+<file path=word/footnotes.xml><?xml version="1.0" encoding="utf-8"?>
+<w:footnotes xmlns:wpc="http://schemas.microsoft.com/office/word/2010/wordprocessingCanvas" xmlns:cx="http://schemas.microsoft.com/office/drawing/2014/chartex" xmlns:cx1="http://schemas.microsoft.com/office/drawing/2015/9/8/chartex" xmlns:cx2="http://schemas.microsoft.com/office/drawing/2015/10/21/chartex" xmlns:cx3="http://schemas.microsoft.com/office/drawing/2016/5/9/chartex" xmlns:cx4="http://schemas.microsoft.com/office/drawing/2016/5/10/chartex" xmlns:cx5="http://schemas.microsoft.com/office/drawing/2016/5/11/chartex" xmlns:cx6="http://schemas.microsoft.com/office/drawing/2016/5/12/chartex" xmlns:cx7="http://schemas.microsoft.com/office/drawing/2016/5/13/chartex" xmlns:cx8="http://schemas.microsoft.com/office/drawing/2016/5/14/chartex" xmlns:mc="http://schemas.openxmlformats.org/markup-compatibility/2006" xmlns:aink="http://schemas.microsoft.com/office/drawing/2016/ink" xmlns:am3d="http://schemas.microsoft.com/office/drawing/2017/model3d" xmlns:o="urn:schemas-microsoft-com:office:office" xmlns:oel="http://schemas.microsoft.com/office/2019/extlst" xmlns:r="http://schemas.openxmlformats.org/officeDocument/2006/relationships" xmlns:m="http://schemas.openxmlformats.org/officeDocument/2006/math" xmlns:v="urn:schemas-microsoft-com:vml" xmlns:wp14="http://schemas.microsoft.com/office/word/2010/wordprocessingDrawing" xmlns:wp="http://schemas.openxmlformats.org/drawingml/2006/wordprocessingDrawing" xmlns:w10="urn:schemas-microsoft-com:office:word" xmlns:w="http://schemas.openxmlformats.org/wordprocessingml/2006/main" xmlns:w14="http://schemas.microsoft.com/office/word/2010/wordml" xmlns:w15="http://schemas.microsoft.com/office/word/2012/wordml" xmlns:w16cex="http://schemas.microsoft.com/office/word/2018/wordml/cex" xmlns:w16cid="http://schemas.microsoft.com/office/word/2016/wordml/cid" xmlns:w16="http://schemas.microsoft.com/office/word/2018/wordml" xmlns:w16du="http://schemas.microsoft.com/office/word/2023/wordml/word16du" xmlns:w16sdtdh="http://schemas.microsoft.com/office/word/2020/wordml/sdtdatahash" xmlns:w16sdtfl="http://schemas.microsoft.com/office/word/2024/wordml/sdtformatlock" xmlns:w16se="http://schemas.microsoft.com/office/word/2015/wordml/symex" xmlns:wpg="http://schemas.microsoft.com/office/word/2010/wordprocessingGroup" xmlns:wpi="http://schemas.microsoft.com/office/word/2010/wordprocessingInk" xmlns:wne="http://schemas.microsoft.com/office/word/2006/wordml" xmlns:wps="http://schemas.microsoft.com/office/word/2010/wordprocessingShape" mc:Ignorable="w14 w15 w16se w16cid w16 w16cex w16sdtdh w16sdtfl w16du wp14">
+  <w:footnote w:type="separator" w:id="-1">
+    <w:p>
+      <w:pPr>
+        <w:spacing w:after="0" w:line="240" w:lineRule="auto"/>
+      </w:pPr>
+      <w:r>
+        <w:separator/>
+      </w:r>
+    </w:p>
+  </w:footnote>
+  <w:footnote w:type="continuationSeparator" w:id="0">
+    <w:p>
+      <w:pPr>
+        <w:spacing w:after="0" w:line="240" w:lineRule="auto"/>
+      </w:pPr>
+      <w:r>
+        <w:continuationSeparator/>
+      </w:r>
+    </w:p>
+  </w:footnote>
+</w:footnotes>
 </file>
 
 <file path=word/styles.xml><?xml version="1.0" encoding="utf-8"?>
@@ -1555,6 +2408,50 @@
       <w:u w:val="single"/>
     </w:rPr>
   </w:style>
+  <w:style w:type="paragraph" w:styleId="Header">
+    <w:name w:val="header"/>
+    <w:basedOn w:val="Normal"/>
+    <w:link w:val="HeaderChar"/>
+    <w:uiPriority w:val="99"/>
+    <w:unhideWhenUsed/>
+    <w:rsid w:val="001300AF"/>
+    <w:pPr>
+      <w:tabs>
+        <w:tab w:val="center" w:pos="4536"/>
+        <w:tab w:val="right" w:pos="9072"/>
+      </w:tabs>
+      <w:spacing w:after="0" w:line="240" w:lineRule="auto"/>
+    </w:pPr>
+  </w:style>
+  <w:style w:type="character" w:customStyle="1" w:styleId="HeaderChar">
+    <w:name w:val="Header Char"/>
+    <w:basedOn w:val="DefaultParagraphFont"/>
+    <w:link w:val="Header"/>
+    <w:uiPriority w:val="99"/>
+    <w:rsid w:val="001300AF"/>
+  </w:style>
+  <w:style w:type="paragraph" w:styleId="Footer">
+    <w:name w:val="footer"/>
+    <w:basedOn w:val="Normal"/>
+    <w:link w:val="FooterChar"/>
+    <w:uiPriority w:val="99"/>
+    <w:unhideWhenUsed/>
+    <w:rsid w:val="001300AF"/>
+    <w:pPr>
+      <w:tabs>
+        <w:tab w:val="center" w:pos="4536"/>
+        <w:tab w:val="right" w:pos="9072"/>
+      </w:tabs>
+      <w:spacing w:after="0" w:line="240" w:lineRule="auto"/>
+    </w:pPr>
+  </w:style>
+  <w:style w:type="character" w:customStyle="1" w:styleId="FooterChar">
+    <w:name w:val="Footer Char"/>
+    <w:basedOn w:val="DefaultParagraphFont"/>
+    <w:link w:val="Footer"/>
+    <w:uiPriority w:val="99"/>
+    <w:rsid w:val="001300AF"/>
+  </w:style>
 </w:styles>
 </file>
 

--- a/arbeidskrav/oblig4/oblig4_omidkarimi.docx
+++ b/arbeidskrav/oblig4/oblig4_omidkarimi.docx
@@ -7,15 +7,7 @@
         <w:t>Oppgave 2.1</w:t>
       </w:r>
       <w:r>
-        <w:t xml:space="preserve"> (brukte KI og W3Schools som hjelpemidler. </w:t>
-      </w:r>
-      <w:proofErr w:type="gramStart"/>
-      <w:r>
-        <w:t>generert</w:t>
-      </w:r>
-      <w:proofErr w:type="gramEnd"/>
-      <w:r>
-        <w:t xml:space="preserve"> lenke fantes og fungerte ikke, så her er skjermbilder)</w:t>
+        <w:t xml:space="preserve"> (brukte KI og W3Schools som hjelpemidler. generert lenke fantes og fungerte ikke, så her er skjermbilder)</w:t>
       </w:r>
       <w:r>
         <w:t>:</w:t>
@@ -618,20 +610,14 @@
     <w:p>
       <w:r>
         <w:lastRenderedPageBreak/>
-        <w:t>Oppgave 2.</w:t>
-      </w:r>
-      <w:r>
-        <w:t>3</w:t>
-      </w:r>
-      <w:r>
-        <w:t xml:space="preserve"> (brukte KI og W3Schools som hjelpemidler.</w:t>
-      </w:r>
-      <w:r>
-        <w:t>):</w:t>
+        <w:t>Oppgave 2.3 (brukte KI og W3Schools som hjelpemidler.):</w:t>
       </w:r>
     </w:p>
     <w:p>
       <w:r>
+        <w:rPr>
+          <w:noProof/>
+        </w:rPr>
         <w:drawing>
           <wp:inline distT="0" distB="0" distL="0" distR="0" wp14:anchorId="4A9264F3" wp14:editId="0F827E62">
             <wp:extent cx="2753109" cy="8411749"/>
@@ -671,6 +657,9 @@
     </w:p>
     <w:p>
       <w:r>
+        <w:rPr>
+          <w:noProof/>
+        </w:rPr>
         <w:lastRenderedPageBreak/>
         <w:drawing>
           <wp:inline distT="0" distB="0" distL="0" distR="0" wp14:anchorId="509A96F3" wp14:editId="50B38ED5">
@@ -711,6 +700,9 @@
     </w:p>
     <w:p>
       <w:r>
+        <w:rPr>
+          <w:noProof/>
+        </w:rPr>
         <w:lastRenderedPageBreak/>
         <w:drawing>
           <wp:anchor distT="0" distB="0" distL="114300" distR="114300" simplePos="0" relativeHeight="251658240" behindDoc="0" locked="0" layoutInCell="1" allowOverlap="1" wp14:anchorId="3F1EB861" wp14:editId="25D2A7DD">
@@ -772,6 +764,9 @@
         <w:br w:type="textWrapping" w:clear="all"/>
       </w:r>
       <w:r>
+        <w:rPr>
+          <w:noProof/>
+        </w:rPr>
         <w:lastRenderedPageBreak/>
         <w:drawing>
           <wp:inline distT="0" distB="0" distL="0" distR="0" wp14:anchorId="310AF084" wp14:editId="7CBBBB7C">
@@ -812,6 +807,9 @@
     </w:p>
     <w:p>
       <w:r>
+        <w:rPr>
+          <w:noProof/>
+        </w:rPr>
         <w:lastRenderedPageBreak/>
         <w:drawing>
           <wp:anchor distT="0" distB="0" distL="114300" distR="114300" simplePos="0" relativeHeight="251659264" behindDoc="0" locked="0" layoutInCell="1" allowOverlap="1" wp14:anchorId="76B029E7" wp14:editId="576ADCB5">
@@ -873,6 +871,9 @@
         <w:br w:type="textWrapping" w:clear="all"/>
       </w:r>
       <w:r>
+        <w:rPr>
+          <w:noProof/>
+        </w:rPr>
         <w:lastRenderedPageBreak/>
         <w:drawing>
           <wp:inline distT="0" distB="0" distL="0" distR="0" wp14:anchorId="43D1DCBA" wp14:editId="6BD04A12">
@@ -913,6 +914,9 @@
     </w:p>
     <w:p>
       <w:r>
+        <w:rPr>
+          <w:noProof/>
+        </w:rPr>
         <w:lastRenderedPageBreak/>
         <w:drawing>
           <wp:anchor distT="0" distB="0" distL="114300" distR="114300" simplePos="0" relativeHeight="251660288" behindDoc="0" locked="0" layoutInCell="1" allowOverlap="1" wp14:anchorId="3DDC5D7D" wp14:editId="6A4E1EDC">
@@ -974,6 +978,9 @@
         <w:br w:type="textWrapping" w:clear="all"/>
       </w:r>
       <w:r>
+        <w:rPr>
+          <w:noProof/>
+        </w:rPr>
         <w:lastRenderedPageBreak/>
         <w:drawing>
           <wp:inline distT="0" distB="0" distL="0" distR="0" wp14:anchorId="1FD1D8EC" wp14:editId="1404A04E">
@@ -1014,6 +1021,9 @@
     </w:p>
     <w:p>
       <w:r>
+        <w:rPr>
+          <w:noProof/>
+        </w:rPr>
         <w:lastRenderedPageBreak/>
         <w:drawing>
           <wp:inline distT="0" distB="0" distL="0" distR="0" wp14:anchorId="0370598A" wp14:editId="70048745">
@@ -1059,6 +1069,9 @@
         </w:rPr>
       </w:pPr>
       <w:r>
+        <w:rPr>
+          <w:noProof/>
+        </w:rPr>
         <w:lastRenderedPageBreak/>
         <w:drawing>
           <wp:inline distT="0" distB="0" distL="0" distR="0" wp14:anchorId="7F7B3937" wp14:editId="60EB56EE">
@@ -1103,6 +1116,9 @@
         <w:t xml:space="preserve"> </w:t>
       </w:r>
       <w:r>
+        <w:rPr>
+          <w:noProof/>
+        </w:rPr>
         <w:lastRenderedPageBreak/>
         <w:drawing>
           <wp:inline distT="0" distB="0" distL="0" distR="0" wp14:anchorId="27C97D87" wp14:editId="09E1BBBF">
@@ -1143,6 +1159,9 @@
     </w:p>
     <w:p>
       <w:r>
+        <w:rPr>
+          <w:noProof/>
+        </w:rPr>
         <w:lastRenderedPageBreak/>
         <w:drawing>
           <wp:inline distT="0" distB="0" distL="0" distR="0" wp14:anchorId="5C4E243D" wp14:editId="737F4CAE">
@@ -1183,6 +1202,9 @@
     </w:p>
     <w:p>
       <w:r>
+        <w:rPr>
+          <w:noProof/>
+        </w:rPr>
         <w:lastRenderedPageBreak/>
         <w:drawing>
           <wp:anchor distT="0" distB="0" distL="114300" distR="114300" simplePos="0" relativeHeight="251661312" behindDoc="0" locked="0" layoutInCell="1" allowOverlap="1" wp14:anchorId="36D43F07" wp14:editId="00E74C46">
@@ -1238,6 +1260,9 @@
         <w:br w:type="textWrapping" w:clear="all"/>
       </w:r>
       <w:r>
+        <w:rPr>
+          <w:noProof/>
+        </w:rPr>
         <w:lastRenderedPageBreak/>
         <w:drawing>
           <wp:inline distT="0" distB="0" distL="0" distR="0" wp14:anchorId="65D68952" wp14:editId="7FFD1D32">
@@ -1278,6 +1303,9 @@
     </w:p>
     <w:p>
       <w:r>
+        <w:rPr>
+          <w:noProof/>
+        </w:rPr>
         <w:lastRenderedPageBreak/>
         <w:drawing>
           <wp:inline distT="0" distB="0" distL="0" distR="0" wp14:anchorId="37773B67" wp14:editId="1ABD5CD7">
@@ -1318,6 +1346,9 @@
     </w:p>
     <w:p>
       <w:r>
+        <w:rPr>
+          <w:noProof/>
+        </w:rPr>
         <w:lastRenderedPageBreak/>
         <w:drawing>
           <wp:inline distT="0" distB="0" distL="0" distR="0" wp14:anchorId="3181BDE9" wp14:editId="56703C22">
@@ -1358,6 +1389,9 @@
     </w:p>
     <w:p>
       <w:r>
+        <w:rPr>
+          <w:noProof/>
+        </w:rPr>
         <w:lastRenderedPageBreak/>
         <w:drawing>
           <wp:inline distT="0" distB="0" distL="0" distR="0" wp14:anchorId="5D6764F9" wp14:editId="7BB44555">
@@ -1384,6 +1418,719 @@
                     <a:xfrm>
                       <a:off x="0" y="0"/>
                       <a:ext cx="3211743" cy="9697554"/>
+                    </a:xfrm>
+                    <a:prstGeom prst="rect">
+                      <a:avLst/>
+                    </a:prstGeom>
+                  </pic:spPr>
+                </pic:pic>
+              </a:graphicData>
+            </a:graphic>
+          </wp:inline>
+        </w:drawing>
+      </w:r>
+    </w:p>
+    <w:p>
+      <w:r>
+        <w:lastRenderedPageBreak/>
+        <w:t>Oppgave 2.</w:t>
+      </w:r>
+      <w:r>
+        <w:t>4</w:t>
+      </w:r>
+      <w:r>
+        <w:t xml:space="preserve"> (brukte KI og W3Schools som hjelpemidler.):</w:t>
+      </w:r>
+    </w:p>
+    <w:p>
+      <w:r>
+        <w:drawing>
+          <wp:inline distT="0" distB="0" distL="0" distR="0" wp14:anchorId="7487FB06" wp14:editId="1D5F3DBC">
+            <wp:extent cx="6495793" cy="7608498"/>
+            <wp:effectExtent l="0" t="0" r="635" b="0"/>
+            <wp:docPr id="1208243299" name="Picture 1"/>
+            <wp:cNvGraphicFramePr>
+              <a:graphicFrameLocks xmlns:a="http://schemas.openxmlformats.org/drawingml/2006/main" noChangeAspect="1"/>
+            </wp:cNvGraphicFramePr>
+            <a:graphic xmlns:a="http://schemas.openxmlformats.org/drawingml/2006/main">
+              <a:graphicData uri="http://schemas.openxmlformats.org/drawingml/2006/picture">
+                <pic:pic xmlns:pic="http://schemas.openxmlformats.org/drawingml/2006/picture">
+                  <pic:nvPicPr>
+                    <pic:cNvPr id="1208243299" name=""/>
+                    <pic:cNvPicPr/>
+                  </pic:nvPicPr>
+                  <pic:blipFill>
+                    <a:blip r:embed="rId37"/>
+                    <a:stretch>
+                      <a:fillRect/>
+                    </a:stretch>
+                  </pic:blipFill>
+                  <pic:spPr>
+                    <a:xfrm>
+                      <a:off x="0" y="0"/>
+                      <a:ext cx="6503284" cy="7617272"/>
+                    </a:xfrm>
+                    <a:prstGeom prst="rect">
+                      <a:avLst/>
+                    </a:prstGeom>
+                  </pic:spPr>
+                </pic:pic>
+              </a:graphicData>
+            </a:graphic>
+          </wp:inline>
+        </w:drawing>
+      </w:r>
+    </w:p>
+    <w:p>
+      <w:r>
+        <w:lastRenderedPageBreak/>
+        <w:drawing>
+          <wp:inline distT="0" distB="0" distL="0" distR="0" wp14:anchorId="55B3DE28" wp14:editId="43E1FC0C">
+            <wp:extent cx="6426679" cy="9633419"/>
+            <wp:effectExtent l="0" t="0" r="0" b="6350"/>
+            <wp:docPr id="220285150" name="Picture 1"/>
+            <wp:cNvGraphicFramePr>
+              <a:graphicFrameLocks xmlns:a="http://schemas.openxmlformats.org/drawingml/2006/main" noChangeAspect="1"/>
+            </wp:cNvGraphicFramePr>
+            <a:graphic xmlns:a="http://schemas.openxmlformats.org/drawingml/2006/main">
+              <a:graphicData uri="http://schemas.openxmlformats.org/drawingml/2006/picture">
+                <pic:pic xmlns:pic="http://schemas.openxmlformats.org/drawingml/2006/picture">
+                  <pic:nvPicPr>
+                    <pic:cNvPr id="220285150" name=""/>
+                    <pic:cNvPicPr/>
+                  </pic:nvPicPr>
+                  <pic:blipFill>
+                    <a:blip r:embed="rId38"/>
+                    <a:stretch>
+                      <a:fillRect/>
+                    </a:stretch>
+                  </pic:blipFill>
+                  <pic:spPr>
+                    <a:xfrm>
+                      <a:off x="0" y="0"/>
+                      <a:ext cx="6436976" cy="9648854"/>
+                    </a:xfrm>
+                    <a:prstGeom prst="rect">
+                      <a:avLst/>
+                    </a:prstGeom>
+                  </pic:spPr>
+                </pic:pic>
+              </a:graphicData>
+            </a:graphic>
+          </wp:inline>
+        </w:drawing>
+      </w:r>
+    </w:p>
+    <w:p>
+      <w:r>
+        <w:lastRenderedPageBreak/>
+        <w:drawing>
+          <wp:inline distT="0" distB="0" distL="0" distR="0" wp14:anchorId="68BC1C1A" wp14:editId="40B35D97">
+            <wp:extent cx="6069456" cy="9655378"/>
+            <wp:effectExtent l="0" t="0" r="7620" b="3175"/>
+            <wp:docPr id="2013910250" name="Picture 1"/>
+            <wp:cNvGraphicFramePr>
+              <a:graphicFrameLocks xmlns:a="http://schemas.openxmlformats.org/drawingml/2006/main" noChangeAspect="1"/>
+            </wp:cNvGraphicFramePr>
+            <a:graphic xmlns:a="http://schemas.openxmlformats.org/drawingml/2006/main">
+              <a:graphicData uri="http://schemas.openxmlformats.org/drawingml/2006/picture">
+                <pic:pic xmlns:pic="http://schemas.openxmlformats.org/drawingml/2006/picture">
+                  <pic:nvPicPr>
+                    <pic:cNvPr id="2013910250" name=""/>
+                    <pic:cNvPicPr/>
+                  </pic:nvPicPr>
+                  <pic:blipFill>
+                    <a:blip r:embed="rId39"/>
+                    <a:stretch>
+                      <a:fillRect/>
+                    </a:stretch>
+                  </pic:blipFill>
+                  <pic:spPr>
+                    <a:xfrm>
+                      <a:off x="0" y="0"/>
+                      <a:ext cx="6095983" cy="9697577"/>
+                    </a:xfrm>
+                    <a:prstGeom prst="rect">
+                      <a:avLst/>
+                    </a:prstGeom>
+                  </pic:spPr>
+                </pic:pic>
+              </a:graphicData>
+            </a:graphic>
+          </wp:inline>
+        </w:drawing>
+      </w:r>
+    </w:p>
+    <w:p>
+      <w:r>
+        <w:lastRenderedPageBreak/>
+        <w:drawing>
+          <wp:inline distT="0" distB="0" distL="0" distR="0" wp14:anchorId="05554113" wp14:editId="58E18FC2">
+            <wp:extent cx="4528868" cy="9659194"/>
+            <wp:effectExtent l="0" t="0" r="5080" b="0"/>
+            <wp:docPr id="1953904506" name="Picture 1"/>
+            <wp:cNvGraphicFramePr>
+              <a:graphicFrameLocks xmlns:a="http://schemas.openxmlformats.org/drawingml/2006/main" noChangeAspect="1"/>
+            </wp:cNvGraphicFramePr>
+            <a:graphic xmlns:a="http://schemas.openxmlformats.org/drawingml/2006/main">
+              <a:graphicData uri="http://schemas.openxmlformats.org/drawingml/2006/picture">
+                <pic:pic xmlns:pic="http://schemas.openxmlformats.org/drawingml/2006/picture">
+                  <pic:nvPicPr>
+                    <pic:cNvPr id="1953904506" name=""/>
+                    <pic:cNvPicPr/>
+                  </pic:nvPicPr>
+                  <pic:blipFill>
+                    <a:blip r:embed="rId40"/>
+                    <a:stretch>
+                      <a:fillRect/>
+                    </a:stretch>
+                  </pic:blipFill>
+                  <pic:spPr>
+                    <a:xfrm>
+                      <a:off x="0" y="0"/>
+                      <a:ext cx="4534194" cy="9670554"/>
+                    </a:xfrm>
+                    <a:prstGeom prst="rect">
+                      <a:avLst/>
+                    </a:prstGeom>
+                  </pic:spPr>
+                </pic:pic>
+              </a:graphicData>
+            </a:graphic>
+          </wp:inline>
+        </w:drawing>
+      </w:r>
+    </w:p>
+    <w:p>
+      <w:r>
+        <w:lastRenderedPageBreak/>
+        <w:drawing>
+          <wp:anchor distT="0" distB="0" distL="114300" distR="114300" simplePos="0" relativeHeight="251662336" behindDoc="0" locked="0" layoutInCell="1" allowOverlap="1" wp14:anchorId="560B5F77" wp14:editId="782A427C">
+            <wp:simplePos x="0" y="0"/>
+            <wp:positionH relativeFrom="column">
+              <wp:posOffset>-353096</wp:posOffset>
+            </wp:positionH>
+            <wp:positionV relativeFrom="paragraph">
+              <wp:posOffset>168</wp:posOffset>
+            </wp:positionV>
+            <wp:extent cx="6352540" cy="4847590"/>
+            <wp:effectExtent l="0" t="0" r="0" b="0"/>
+            <wp:wrapSquare wrapText="bothSides"/>
+            <wp:docPr id="952699813" name="Picture 1"/>
+            <wp:cNvGraphicFramePr>
+              <a:graphicFrameLocks xmlns:a="http://schemas.openxmlformats.org/drawingml/2006/main" noChangeAspect="1"/>
+            </wp:cNvGraphicFramePr>
+            <a:graphic xmlns:a="http://schemas.openxmlformats.org/drawingml/2006/main">
+              <a:graphicData uri="http://schemas.openxmlformats.org/drawingml/2006/picture">
+                <pic:pic xmlns:pic="http://schemas.openxmlformats.org/drawingml/2006/picture">
+                  <pic:nvPicPr>
+                    <pic:cNvPr id="952699813" name=""/>
+                    <pic:cNvPicPr/>
+                  </pic:nvPicPr>
+                  <pic:blipFill>
+                    <a:blip r:embed="rId41">
+                      <a:extLst>
+                        <a:ext uri="{28A0092B-C50C-407E-A947-70E740481C1C}">
+                          <a14:useLocalDpi xmlns:a14="http://schemas.microsoft.com/office/drawing/2010/main" val="0"/>
+                        </a:ext>
+                      </a:extLst>
+                    </a:blip>
+                    <a:stretch>
+                      <a:fillRect/>
+                    </a:stretch>
+                  </pic:blipFill>
+                  <pic:spPr>
+                    <a:xfrm>
+                      <a:off x="0" y="0"/>
+                      <a:ext cx="6352540" cy="4847590"/>
+                    </a:xfrm>
+                    <a:prstGeom prst="rect">
+                      <a:avLst/>
+                    </a:prstGeom>
+                  </pic:spPr>
+                </pic:pic>
+              </a:graphicData>
+            </a:graphic>
+            <wp14:sizeRelH relativeFrom="margin">
+              <wp14:pctWidth>0</wp14:pctWidth>
+            </wp14:sizeRelH>
+            <wp14:sizeRelV relativeFrom="margin">
+              <wp14:pctHeight>0</wp14:pctHeight>
+            </wp14:sizeRelV>
+          </wp:anchor>
+        </w:drawing>
+      </w:r>
+    </w:p>
+    <w:p>
+      <w:r>
+        <w:lastRenderedPageBreak/>
+        <w:drawing>
+          <wp:inline distT="0" distB="0" distL="0" distR="0" wp14:anchorId="4E83FEF2" wp14:editId="514E7F80">
+            <wp:extent cx="4433978" cy="9573455"/>
+            <wp:effectExtent l="0" t="0" r="5080" b="0"/>
+            <wp:docPr id="1168615190" name="Picture 1"/>
+            <wp:cNvGraphicFramePr>
+              <a:graphicFrameLocks xmlns:a="http://schemas.openxmlformats.org/drawingml/2006/main" noChangeAspect="1"/>
+            </wp:cNvGraphicFramePr>
+            <a:graphic xmlns:a="http://schemas.openxmlformats.org/drawingml/2006/main">
+              <a:graphicData uri="http://schemas.openxmlformats.org/drawingml/2006/picture">
+                <pic:pic xmlns:pic="http://schemas.openxmlformats.org/drawingml/2006/picture">
+                  <pic:nvPicPr>
+                    <pic:cNvPr id="1168615190" name=""/>
+                    <pic:cNvPicPr/>
+                  </pic:nvPicPr>
+                  <pic:blipFill>
+                    <a:blip r:embed="rId42"/>
+                    <a:stretch>
+                      <a:fillRect/>
+                    </a:stretch>
+                  </pic:blipFill>
+                  <pic:spPr>
+                    <a:xfrm>
+                      <a:off x="0" y="0"/>
+                      <a:ext cx="4436500" cy="9578901"/>
+                    </a:xfrm>
+                    <a:prstGeom prst="rect">
+                      <a:avLst/>
+                    </a:prstGeom>
+                  </pic:spPr>
+                </pic:pic>
+              </a:graphicData>
+            </a:graphic>
+          </wp:inline>
+        </w:drawing>
+      </w:r>
+    </w:p>
+    <w:p>
+      <w:r>
+        <w:lastRenderedPageBreak/>
+        <w:drawing>
+          <wp:inline distT="0" distB="0" distL="0" distR="0" wp14:anchorId="726D5375" wp14:editId="3636A2BD">
+            <wp:extent cx="6487064" cy="5498690"/>
+            <wp:effectExtent l="0" t="0" r="9525" b="6985"/>
+            <wp:docPr id="1525334669" name="Picture 1"/>
+            <wp:cNvGraphicFramePr>
+              <a:graphicFrameLocks xmlns:a="http://schemas.openxmlformats.org/drawingml/2006/main" noChangeAspect="1"/>
+            </wp:cNvGraphicFramePr>
+            <a:graphic xmlns:a="http://schemas.openxmlformats.org/drawingml/2006/main">
+              <a:graphicData uri="http://schemas.openxmlformats.org/drawingml/2006/picture">
+                <pic:pic xmlns:pic="http://schemas.openxmlformats.org/drawingml/2006/picture">
+                  <pic:nvPicPr>
+                    <pic:cNvPr id="1525334669" name=""/>
+                    <pic:cNvPicPr/>
+                  </pic:nvPicPr>
+                  <pic:blipFill>
+                    <a:blip r:embed="rId43"/>
+                    <a:stretch>
+                      <a:fillRect/>
+                    </a:stretch>
+                  </pic:blipFill>
+                  <pic:spPr>
+                    <a:xfrm>
+                      <a:off x="0" y="0"/>
+                      <a:ext cx="6504200" cy="5513216"/>
+                    </a:xfrm>
+                    <a:prstGeom prst="rect">
+                      <a:avLst/>
+                    </a:prstGeom>
+                  </pic:spPr>
+                </pic:pic>
+              </a:graphicData>
+            </a:graphic>
+          </wp:inline>
+        </w:drawing>
+      </w:r>
+    </w:p>
+    <w:p>
+      <w:r>
+        <w:lastRenderedPageBreak/>
+        <w:drawing>
+          <wp:inline distT="0" distB="0" distL="0" distR="0" wp14:anchorId="4A561878" wp14:editId="70627A50">
+            <wp:extent cx="4201064" cy="9759738"/>
+            <wp:effectExtent l="0" t="0" r="9525" b="0"/>
+            <wp:docPr id="951482844" name="Picture 1"/>
+            <wp:cNvGraphicFramePr>
+              <a:graphicFrameLocks xmlns:a="http://schemas.openxmlformats.org/drawingml/2006/main" noChangeAspect="1"/>
+            </wp:cNvGraphicFramePr>
+            <a:graphic xmlns:a="http://schemas.openxmlformats.org/drawingml/2006/main">
+              <a:graphicData uri="http://schemas.openxmlformats.org/drawingml/2006/picture">
+                <pic:pic xmlns:pic="http://schemas.openxmlformats.org/drawingml/2006/picture">
+                  <pic:nvPicPr>
+                    <pic:cNvPr id="951482844" name=""/>
+                    <pic:cNvPicPr/>
+                  </pic:nvPicPr>
+                  <pic:blipFill>
+                    <a:blip r:embed="rId44"/>
+                    <a:stretch>
+                      <a:fillRect/>
+                    </a:stretch>
+                  </pic:blipFill>
+                  <pic:spPr>
+                    <a:xfrm>
+                      <a:off x="0" y="0"/>
+                      <a:ext cx="4208116" cy="9776121"/>
+                    </a:xfrm>
+                    <a:prstGeom prst="rect">
+                      <a:avLst/>
+                    </a:prstGeom>
+                  </pic:spPr>
+                </pic:pic>
+              </a:graphicData>
+            </a:graphic>
+          </wp:inline>
+        </w:drawing>
+      </w:r>
+      <w:r>
+        <w:rPr>
+          <w:noProof/>
+        </w:rPr>
+        <w:t xml:space="preserve"> </w:t>
+      </w:r>
+      <w:r>
+        <w:lastRenderedPageBreak/>
+        <w:drawing>
+          <wp:inline distT="0" distB="0" distL="0" distR="0" wp14:anchorId="47A6732B" wp14:editId="36B5C4A8">
+            <wp:extent cx="6219645" cy="7117460"/>
+            <wp:effectExtent l="0" t="0" r="0" b="7620"/>
+            <wp:docPr id="2070585505" name="Picture 1"/>
+            <wp:cNvGraphicFramePr>
+              <a:graphicFrameLocks xmlns:a="http://schemas.openxmlformats.org/drawingml/2006/main" noChangeAspect="1"/>
+            </wp:cNvGraphicFramePr>
+            <a:graphic xmlns:a="http://schemas.openxmlformats.org/drawingml/2006/main">
+              <a:graphicData uri="http://schemas.openxmlformats.org/drawingml/2006/picture">
+                <pic:pic xmlns:pic="http://schemas.openxmlformats.org/drawingml/2006/picture">
+                  <pic:nvPicPr>
+                    <pic:cNvPr id="2070585505" name=""/>
+                    <pic:cNvPicPr/>
+                  </pic:nvPicPr>
+                  <pic:blipFill>
+                    <a:blip r:embed="rId45"/>
+                    <a:stretch>
+                      <a:fillRect/>
+                    </a:stretch>
+                  </pic:blipFill>
+                  <pic:spPr>
+                    <a:xfrm>
+                      <a:off x="0" y="0"/>
+                      <a:ext cx="6231421" cy="7130936"/>
+                    </a:xfrm>
+                    <a:prstGeom prst="rect">
+                      <a:avLst/>
+                    </a:prstGeom>
+                  </pic:spPr>
+                </pic:pic>
+              </a:graphicData>
+            </a:graphic>
+          </wp:inline>
+        </w:drawing>
+      </w:r>
+    </w:p>
+    <w:tbl>
+      <w:tblPr>
+        <w:tblW w:w="0" w:type="auto"/>
+        <w:tblCellSpacing w:w="15" w:type="dxa"/>
+        <w:tblCellMar>
+          <w:top w:w="15" w:type="dxa"/>
+          <w:left w:w="15" w:type="dxa"/>
+          <w:bottom w:w="15" w:type="dxa"/>
+          <w:right w:w="15" w:type="dxa"/>
+        </w:tblCellMar>
+        <w:tblLook w:val="04A0" w:firstRow="1" w:lastRow="0" w:firstColumn="1" w:lastColumn="0" w:noHBand="0" w:noVBand="1"/>
+      </w:tblPr>
+      <w:tblGrid>
+        <w:gridCol w:w="804"/>
+        <w:gridCol w:w="1238"/>
+        <w:gridCol w:w="1411"/>
+        <w:gridCol w:w="5603"/>
+      </w:tblGrid>
+      <w:tr>
+        <w:trPr>
+          <w:tblHeader/>
+          <w:tblCellSpacing w:w="15" w:type="dxa"/>
+        </w:trPr>
+        <w:tc>
+          <w:tcPr>
+            <w:tcW w:w="0" w:type="auto"/>
+            <w:tcBorders>
+              <w:top w:val="single" w:sz="6" w:space="0" w:color="auto"/>
+              <w:left w:val="single" w:sz="6" w:space="0" w:color="auto"/>
+              <w:bottom w:val="single" w:sz="6" w:space="0" w:color="auto"/>
+              <w:right w:val="single" w:sz="6" w:space="0" w:color="auto"/>
+            </w:tcBorders>
+            <w:vAlign w:val="center"/>
+            <w:hideMark/>
+          </w:tcPr>
+          <w:p>
+            <w:r>
+              <w:rPr>
+                <w:b/>
+                <w:bCs/>
+              </w:rPr>
+              <w:t>Felt</w:t>
+            </w:r>
+          </w:p>
+        </w:tc>
+        <w:tc>
+          <w:tcPr>
+            <w:tcW w:w="0" w:type="auto"/>
+            <w:tcBorders>
+              <w:top w:val="single" w:sz="6" w:space="0" w:color="auto"/>
+              <w:left w:val="single" w:sz="6" w:space="0" w:color="auto"/>
+              <w:bottom w:val="single" w:sz="6" w:space="0" w:color="auto"/>
+              <w:right w:val="single" w:sz="6" w:space="0" w:color="auto"/>
+            </w:tcBorders>
+            <w:vAlign w:val="center"/>
+            <w:hideMark/>
+          </w:tcPr>
+          <w:p>
+            <w:r>
+              <w:rPr>
+                <w:b/>
+                <w:bCs/>
+              </w:rPr>
+              <w:t>Tilgang</w:t>
+            </w:r>
+          </w:p>
+        </w:tc>
+        <w:tc>
+          <w:tcPr>
+            <w:tcW w:w="0" w:type="auto"/>
+            <w:tcBorders>
+              <w:top w:val="single" w:sz="6" w:space="0" w:color="auto"/>
+              <w:left w:val="single" w:sz="6" w:space="0" w:color="auto"/>
+              <w:bottom w:val="single" w:sz="6" w:space="0" w:color="auto"/>
+              <w:right w:val="single" w:sz="6" w:space="0" w:color="auto"/>
+            </w:tcBorders>
+            <w:vAlign w:val="center"/>
+            <w:hideMark/>
+          </w:tcPr>
+          <w:p>
+            <w:r>
+              <w:rPr>
+                <w:b/>
+                <w:bCs/>
+              </w:rPr>
+              <w:t>Getter/Setter?</w:t>
+            </w:r>
+          </w:p>
+        </w:tc>
+        <w:tc>
+          <w:tcPr>
+            <w:tcW w:w="0" w:type="auto"/>
+            <w:tcBorders>
+              <w:top w:val="single" w:sz="6" w:space="0" w:color="auto"/>
+              <w:left w:val="single" w:sz="6" w:space="0" w:color="auto"/>
+              <w:bottom w:val="single" w:sz="6" w:space="0" w:color="auto"/>
+              <w:right w:val="single" w:sz="6" w:space="0" w:color="auto"/>
+            </w:tcBorders>
+            <w:vAlign w:val="center"/>
+            <w:hideMark/>
+          </w:tcPr>
+          <w:p>
+            <w:r>
+              <w:rPr>
+                <w:b/>
+                <w:bCs/>
+              </w:rPr>
+              <w:t>Begrunnelse</w:t>
+            </w:r>
+          </w:p>
+        </w:tc>
+      </w:tr>
+      <w:tr>
+        <w:trPr>
+          <w:tblCellSpacing w:w="15" w:type="dxa"/>
+        </w:trPr>
+        <w:tc>
+          <w:tcPr>
+            <w:tcW w:w="0" w:type="auto"/>
+            <w:tcBorders>
+              <w:top w:val="single" w:sz="6" w:space="0" w:color="auto"/>
+              <w:left w:val="single" w:sz="6" w:space="0" w:color="auto"/>
+              <w:bottom w:val="single" w:sz="6" w:space="0" w:color="auto"/>
+              <w:right w:val="single" w:sz="6" w:space="0" w:color="auto"/>
+            </w:tcBorders>
+            <w:vAlign w:val="center"/>
+            <w:hideMark/>
+          </w:tcPr>
+          <w:p>
+            <w:r>
+              <w:t>file</w:t>
+            </w:r>
+          </w:p>
+        </w:tc>
+        <w:tc>
+          <w:tcPr>
+            <w:tcW w:w="0" w:type="auto"/>
+            <w:tcBorders>
+              <w:top w:val="single" w:sz="6" w:space="0" w:color="auto"/>
+              <w:left w:val="single" w:sz="6" w:space="0" w:color="auto"/>
+              <w:bottom w:val="single" w:sz="6" w:space="0" w:color="auto"/>
+              <w:right w:val="single" w:sz="6" w:space="0" w:color="auto"/>
+            </w:tcBorders>
+            <w:vAlign w:val="center"/>
+            <w:hideMark/>
+          </w:tcPr>
+          <w:p>
+            <w:r>
+              <w:t>private</w:t>
+            </w:r>
+          </w:p>
+        </w:tc>
+        <w:tc>
+          <w:tcPr>
+            <w:tcW w:w="0" w:type="auto"/>
+            <w:tcBorders>
+              <w:top w:val="single" w:sz="6" w:space="0" w:color="auto"/>
+              <w:left w:val="single" w:sz="6" w:space="0" w:color="auto"/>
+              <w:bottom w:val="single" w:sz="6" w:space="0" w:color="auto"/>
+              <w:right w:val="single" w:sz="6" w:space="0" w:color="auto"/>
+            </w:tcBorders>
+            <w:vAlign w:val="center"/>
+            <w:hideMark/>
+          </w:tcPr>
+          <w:p>
+            <w:r>
+              <w:rPr>
+                <w:b/>
+                <w:bCs/>
+              </w:rPr>
+              <w:t>Ja</w:t>
+            </w:r>
+            <w:r>
+              <w:t xml:space="preserve"> (begge)</w:t>
+            </w:r>
+          </w:p>
+        </w:tc>
+        <w:tc>
+          <w:tcPr>
+            <w:tcW w:w="0" w:type="auto"/>
+            <w:tcBorders>
+              <w:top w:val="single" w:sz="6" w:space="0" w:color="auto"/>
+              <w:left w:val="single" w:sz="6" w:space="0" w:color="auto"/>
+              <w:bottom w:val="single" w:sz="6" w:space="0" w:color="auto"/>
+              <w:right w:val="single" w:sz="6" w:space="0" w:color="auto"/>
+            </w:tcBorders>
+            <w:vAlign w:val="center"/>
+            <w:hideMark/>
+          </w:tcPr>
+          <w:p>
+            <w:r>
+              <w:t>Klassen må vite hvilken fil den skal jobbe mot, og dette kan endres via konstruktøren eller set-metoden.</w:t>
+            </w:r>
+          </w:p>
+        </w:tc>
+      </w:tr>
+      <w:tr>
+        <w:trPr>
+          <w:tblCellSpacing w:w="15" w:type="dxa"/>
+        </w:trPr>
+        <w:tc>
+          <w:tcPr>
+            <w:tcW w:w="0" w:type="auto"/>
+            <w:tcBorders>
+              <w:top w:val="single" w:sz="6" w:space="0" w:color="auto"/>
+              <w:left w:val="single" w:sz="6" w:space="0" w:color="auto"/>
+              <w:bottom w:val="single" w:sz="6" w:space="0" w:color="auto"/>
+              <w:right w:val="single" w:sz="6" w:space="0" w:color="auto"/>
+            </w:tcBorders>
+            <w:vAlign w:val="center"/>
+            <w:hideMark/>
+          </w:tcPr>
+          <w:p>
+            <w:r>
+              <w:t>mapper</w:t>
+            </w:r>
+          </w:p>
+        </w:tc>
+        <w:tc>
+          <w:tcPr>
+            <w:tcW w:w="0" w:type="auto"/>
+            <w:tcBorders>
+              <w:top w:val="single" w:sz="6" w:space="0" w:color="auto"/>
+              <w:left w:val="single" w:sz="6" w:space="0" w:color="auto"/>
+              <w:bottom w:val="single" w:sz="6" w:space="0" w:color="auto"/>
+              <w:right w:val="single" w:sz="6" w:space="0" w:color="auto"/>
+            </w:tcBorders>
+            <w:vAlign w:val="center"/>
+            <w:hideMark/>
+          </w:tcPr>
+          <w:p>
+            <w:r>
+              <w:t>private static final</w:t>
+            </w:r>
+          </w:p>
+        </w:tc>
+        <w:tc>
+          <w:tcPr>
+            <w:tcW w:w="0" w:type="auto"/>
+            <w:tcBorders>
+              <w:top w:val="single" w:sz="6" w:space="0" w:color="auto"/>
+              <w:left w:val="single" w:sz="6" w:space="0" w:color="auto"/>
+              <w:bottom w:val="single" w:sz="6" w:space="0" w:color="auto"/>
+              <w:right w:val="single" w:sz="6" w:space="0" w:color="auto"/>
+            </w:tcBorders>
+            <w:vAlign w:val="center"/>
+            <w:hideMark/>
+          </w:tcPr>
+          <w:p>
+            <w:r>
+              <w:rPr>
+                <w:b/>
+                <w:bCs/>
+              </w:rPr>
+              <w:t>Nei</w:t>
+            </w:r>
+          </w:p>
+        </w:tc>
+        <w:tc>
+          <w:tcPr>
+            <w:tcW w:w="0" w:type="auto"/>
+            <w:tcBorders>
+              <w:top w:val="single" w:sz="6" w:space="0" w:color="auto"/>
+              <w:left w:val="single" w:sz="6" w:space="0" w:color="auto"/>
+              <w:bottom w:val="single" w:sz="6" w:space="0" w:color="auto"/>
+              <w:right w:val="single" w:sz="6" w:space="0" w:color="auto"/>
+            </w:tcBorders>
+            <w:vAlign w:val="center"/>
+            <w:hideMark/>
+          </w:tcPr>
+          <w:p>
+            <w:r>
+              <w:t>Dette er en intern, uforanderlig hjelpevariabel som kun denne klassen skal bruke.</w:t>
+            </w:r>
+          </w:p>
+        </w:tc>
+      </w:tr>
+    </w:tbl>
+    <w:p>
+      <w:r>
+        <w:lastRenderedPageBreak/>
+        <w:drawing>
+          <wp:inline distT="0" distB="0" distL="0" distR="0" wp14:anchorId="20948259" wp14:editId="63B6D3C8">
+            <wp:extent cx="6426679" cy="5522285"/>
+            <wp:effectExtent l="0" t="0" r="0" b="2540"/>
+            <wp:docPr id="954211669" name="Picture 1"/>
+            <wp:cNvGraphicFramePr>
+              <a:graphicFrameLocks xmlns:a="http://schemas.openxmlformats.org/drawingml/2006/main" noChangeAspect="1"/>
+            </wp:cNvGraphicFramePr>
+            <a:graphic xmlns:a="http://schemas.openxmlformats.org/drawingml/2006/main">
+              <a:graphicData uri="http://schemas.openxmlformats.org/drawingml/2006/picture">
+                <pic:pic xmlns:pic="http://schemas.openxmlformats.org/drawingml/2006/picture">
+                  <pic:nvPicPr>
+                    <pic:cNvPr id="954211669" name=""/>
+                    <pic:cNvPicPr/>
+                  </pic:nvPicPr>
+                  <pic:blipFill>
+                    <a:blip r:embed="rId46"/>
+                    <a:stretch>
+                      <a:fillRect/>
+                    </a:stretch>
+                  </pic:blipFill>
+                  <pic:spPr>
+                    <a:xfrm>
+                      <a:off x="0" y="0"/>
+                      <a:ext cx="6440887" cy="5534494"/>
                     </a:xfrm>
                     <a:prstGeom prst="rect">
                       <a:avLst/>
@@ -2059,7 +2806,6 @@
   <w:style w:type="character" w:default="1" w:styleId="DefaultParagraphFont">
     <w:name w:val="Default Paragraph Font"/>
     <w:uiPriority w:val="1"/>
-    <w:semiHidden/>
     <w:unhideWhenUsed/>
   </w:style>
   <w:style w:type="table" w:default="1" w:styleId="TableNormal">
